--- a/docs/2026-AprendizadoProfundo.docx
+++ b/docs/2026-AprendizadoProfundo.docx
@@ -7065,7 +7065,7 @@
         <w:rPr>
           <w:rStyle w:val="VerbatimChar"/>
         </w:rPr>
-        <w:t xml:space="preserve">## ([&lt;matplotlib.axis.XTick object at 0x0000023B86B028D0&gt;, &lt;matplotlib.axis.XTick object at 0x0000023B86BACEC0&gt;, &lt;matplotlib.axis.XTick object at 0x0000023B86B02CF0&gt;, &lt;matplotlib.axis.XTick object at 0x0000023B86B93C50&gt;, &lt;matplotlib.axis.XTick object at 0x0000023B86B935F0&gt;, &lt;matplotlib.axis.XTick object at 0x0000023B86B91730&gt;, &lt;matplotlib.axis.XTick object at 0x0000023B86C2CA10&gt;, &lt;matplotlib.axis.XTick object at 0x0000023B86C2D550&gt;, &lt;matplotlib.axis.XTick object at 0x0000023B86C2E0F0&gt;, &lt;matplotlib.axis.XTick object at 0x0000023B86B93A10&gt;, &lt;matplotlib.axis.XTick object at 0x0000023B86C2EC60&gt;, &lt;matplotlib.axis.XTick object at 0x0000023B86C2F530&gt;, &lt;matplotlib.axis.XTick object at 0x0000023B86C34DD0&gt;, &lt;matplotlib.axis.XTick object at 0x0000023B86C377A0&gt;, &lt;matplotlib.axis.XTick object at 0x0000023B86C2DA30&gt;, &lt;matplotlib.axis.XTick object at 0x0000023B86C383B0&gt;, &lt;matplotlib.axis.XTick object at 0x0000023B86C38F20&gt;, &lt;matplotlib.axis.XTick object at 0x0000023B86C39730&gt;, &lt;matplotlib.axis.XTick object at 0x0000023B86C3A420&gt;, &lt;matplotlib.axis.XTick object at 0x0000023B86C396A0&gt;, &lt;matplotlib.axis.XTick object at 0x0000023B86C3AB40&gt;, &lt;matplotlib.axis.XTick object at 0x0000023B86C3FDA0&gt;, &lt;matplotlib.axis.XTick object at 0x0000023B86C40470&gt;, &lt;matplotlib.axis.XTick object at 0x0000023B86AC7530&gt;, &lt;matplotlib.axis.XTick object at 0x0000023B86C388C0&gt;, &lt;matplotlib.axis.XTick object at 0x0000023B86AC7C50&gt;, &lt;matplotlib.axis.XTick object at 0x0000023B86D2ABD0&gt;], [Text(0, 0, '0'), Text(1, 0, '1'), Text(2, 0, '2'), Text(3, 0, '3'), Text(4, 0, '4'), Text(5, 0, '5'), Text(6, 0, '6'), Text(7, 0, '7'), Text(8, 0, '8'), Text(9, 0, '9'), Text(10, 0, '10'), Text(11, 0, '11'), Text(12, 0, '12'), Text(13, 0, '13'), Text(14, 0, '14'), Text(15, 0, '15'), Text(16, 0, '16'), Text(17, 0, '17'), Text(18, 0, '18'), Text(19, 0, '19'), Text(20, 0, '20'), Text(21, 0, '21'), Text(22, 0, '22'), Text(23, 0, '23'), Text(24, 0, '24'), Text(25, 0, '25'), Text(26, 0, '26')])</w:t>
+        <w:t xml:space="preserve">## ([&lt;matplotlib.axis.XTick object at 0x000001E0EAF90F20&gt;, &lt;matplotlib.axis.XTick object at 0x000001E0EB3ACA10&gt;, &lt;matplotlib.axis.XTick object at 0x000001E0EAFD0B00&gt;, &lt;matplotlib.axis.XTick object at 0x000001E0EB42CA10&gt;, &lt;matplotlib.axis.XTick object at 0x000001E0EB38FB00&gt;, &lt;matplotlib.axis.XTick object at 0x000001E0EB38E090&gt;, &lt;matplotlib.axis.XTick object at 0x000001E0EB42D4F0&gt;, &lt;matplotlib.axis.XTick object at 0x000001E0EB42E060&gt;, &lt;matplotlib.axis.XTick object at 0x000001E0EB42EC30&gt;, &lt;matplotlib.axis.XTick object at 0x000001E0EB42E420&gt;, &lt;matplotlib.axis.XTick object at 0x000001E0EB430E00&gt;, &lt;matplotlib.axis.XTick object at 0x000001E0EB432C60&gt;, &lt;matplotlib.axis.XTick object at 0x000001E0EB4337A0&gt;, &lt;matplotlib.axis.XTick object at 0x000001E0EB438350&gt;, &lt;matplotlib.axis.XTick object at 0x000001E0EB431010&gt;, &lt;matplotlib.axis.XTick object at 0x000001E0EB438E00&gt;, &lt;matplotlib.axis.XTick object at 0x000001E0EB4398B0&gt;, &lt;matplotlib.axis.XTick object at 0x000001E0EB43A450&gt;, &lt;matplotlib.axis.XTick object at 0x000001E0EB43F230&gt;, &lt;matplotlib.axis.XTick object at 0x000001E0EB4389E0&gt;, &lt;matplotlib.axis.XTick object at 0x000001E0EB43FCB0&gt;, &lt;matplotlib.axis.XTick object at 0x000001E0EB2C68A0&gt;, &lt;matplotlib.axis.XTick object at 0x000001E0EB2C72C0&gt;, &lt;matplotlib.axis.XTick object at 0x000001E0EB2C7F50&gt;, &lt;matplotlib.axis.XTick object at 0x000001E0EB43F500&gt;, &lt;matplotlib.axis.XTick object at 0x000001E0EB52A630&gt;, &lt;matplotlib.axis.XTick object at 0x000001E0EB52B6E0&gt;], [Text(0, 0, '0'), Text(1, 0, '1'), Text(2, 0, '2'), Text(3, 0, '3'), Text(4, 0, '4'), Text(5, 0, '5'), Text(6, 0, '6'), Text(7, 0, '7'), Text(8, 0, '8'), Text(9, 0, '9'), Text(10, 0, '10'), Text(11, 0, '11'), Text(12, 0, '12'), Text(13, 0, '13'), Text(14, 0, '14'), Text(15, 0, '15'), Text(16, 0, '16'), Text(17, 0, '17'), Text(18, 0, '18'), Text(19, 0, '19'), Text(20, 0, '20'), Text(21, 0, '21'), Text(22, 0, '22'), Text(23, 0, '23'), Text(24, 0, '24'), Text(25, 0, '25'), Text(26, 0, '26')])</w:t>
       </w:r>
     </w:p>
     <w:p>
@@ -7147,7 +7147,7 @@
         <w:rPr>
           <w:rStyle w:val="VerbatimChar"/>
         </w:rPr>
-        <w:t xml:space="preserve">## ([&lt;matplotlib.axis.YTick object at 0x0000023B86B030E0&gt;, &lt;matplotlib.axis.YTick object at 0x0000023B86C3AE10&gt;, &lt;matplotlib.axis.YTick object at 0x0000023B86C34E00&gt;, &lt;matplotlib.axis.YTick object at 0x0000023B86D2CE90&gt;, &lt;matplotlib.axis.YTick object at 0x0000023B86D2D7C0&gt;, &lt;matplotlib.axis.YTick object at 0x0000023B86D2E2D0&gt;, &lt;matplotlib.axis.YTick object at 0x0000023B86D2EB40&gt;, &lt;matplotlib.axis.YTick object at 0x0000023B86D2E630&gt;, &lt;matplotlib.axis.YTick object at 0x0000023B86D2F770&gt;, &lt;matplotlib.axis.YTick object at 0x0000023B86D302F0&gt;, &lt;matplotlib.axis.YTick object at 0x0000023B86D30E00&gt;, &lt;matplotlib.axis.YTick object at 0x0000023B86D318B0&gt;, &lt;matplotlib.axis.YTick object at 0x0000023B86C40560&gt;, &lt;matplotlib.axis.YTick object at 0x0000023B86D32390&gt;, &lt;matplotlib.axis.YTick object at 0x0000023B86D32DE0&gt;, &lt;matplotlib.axis.YTick object at 0x0000023B86D33890&gt;, &lt;matplotlib.axis.YTick object at 0x0000023B86D34440&gt;, &lt;matplotlib.axis.YTick object at 0x0000023B86D30680&gt;, &lt;matplotlib.axis.YTick object at 0x0000023B86D2D370&gt;], [Text(0, 0, '0'), Text(0, 1, '1'), Text(0, 2, '2'), Text(0, 3, '3'), Text(0, 4, '4'), Text(0, 5, '5'), Text(0, 6, '6'), Text(0, 7, '7'), Text(0, 8, '8'), Text(0, 9, '9'), Text(0, 10, '10'), Text(0, 11, '11'), Text(0, 12, '12'), Text(0, 13, '13'), Text(0, 14, '14'), Text(0, 15, '15'), Text(0, 16, '16'), Text(0, 17, '17'), Text(0, 18, '18')])</w:t>
+        <w:t xml:space="preserve">## ([&lt;matplotlib.axis.YTick object at 0x000001E0EAF93D10&gt;, &lt;matplotlib.axis.YTick object at 0x000001E0EB3AC620&gt;, &lt;matplotlib.axis.YTick object at 0x000001E0EB528110&gt;, &lt;matplotlib.axis.YTick object at 0x000001E0EB5317C0&gt;, &lt;matplotlib.axis.YTick object at 0x000001E0EB532690&gt;, &lt;matplotlib.axis.YTick object at 0x000001E0EB533170&gt;, &lt;matplotlib.axis.YTick object at 0x000001E0EB533BF0&gt;, &lt;matplotlib.axis.YTick object at 0x000001E0EB532990&gt;, &lt;matplotlib.axis.YTick object at 0x000001E0EB534710&gt;, &lt;matplotlib.axis.YTick object at 0x000001E0EB5351C0&gt;, &lt;matplotlib.axis.YTick object at 0x000001E0EB535C10&gt;, &lt;matplotlib.axis.YTick object at 0x000001E0EB5366F0&gt;, &lt;matplotlib.axis.YTick object at 0x000001E0EB534E00&gt;, &lt;matplotlib.axis.YTick object at 0x000001E0EB537080&gt;, &lt;matplotlib.axis.YTick object at 0x000001E0EB537C80&gt;, &lt;matplotlib.axis.YTick object at 0x000001E0EB3A43E0&gt;, &lt;matplotlib.axis.YTick object at 0x000001E0EB306C30&gt;, &lt;matplotlib.axis.YTick object at 0x000001E0EB536B10&gt;, &lt;matplotlib.axis.YTick object at 0x000001E0EB235130&gt;], [Text(0, 0, '0'), Text(0, 1, '1'), Text(0, 2, '2'), Text(0, 3, '3'), Text(0, 4, '4'), Text(0, 5, '5'), Text(0, 6, '6'), Text(0, 7, '7'), Text(0, 8, '8'), Text(0, 9, '9'), Text(0, 10, '10'), Text(0, 11, '11'), Text(0, 12, '12'), Text(0, 13, '13'), Text(0, 14, '14'), Text(0, 15, '15'), Text(0, 16, '16'), Text(0, 17, '17'), Text(0, 18, '18')])</w:t>
       </w:r>
     </w:p>
     <w:p>
@@ -11201,7 +11201,7 @@
       </w:r>
     </w:p>
     <w:bookmarkEnd w:id="127"/>
-    <w:bookmarkStart w:id="142" w:name="Xa8f3e78884a2d69acfd7b48b1b850646248b4ae"/>
+    <w:bookmarkStart w:id="145" w:name="Xa8f3e78884a2d69acfd7b48b1b850646248b4ae"/>
     <w:p>
       <w:pPr>
         <w:pStyle w:val="Heading1"/>
@@ -11219,24 +11219,7 @@
         <w:t xml:space="preserve">- Organização e Preparação dos Dados, Regressão Logística e KNN</w:t>
       </w:r>
     </w:p>
-    <w:p>
-      <w:pPr>
-        <w:pStyle w:val="FirstParagraph"/>
-      </w:pPr>
-      <w:r>
-        <w:t xml:space="preserve">================================================================================</w:t>
-      </w:r>
-      <w:r>
-        <w:t xml:space="preserve"> </w:t>
-      </w:r>
-      <w:r>
-        <w:t xml:space="preserve"> </w:t>
-      </w:r>
-      <w:r>
-        <w:t xml:space="preserve">================================================================================</w:t>
-      </w:r>
-    </w:p>
-    <w:bookmarkStart w:id="141" w:name="X1da890ef82f0b61a65ee1e4b30fb8a700e3c70a"/>
+    <w:bookmarkStart w:id="144" w:name="X1da890ef82f0b61a65ee1e4b30fb8a700e3c70a"/>
     <w:p>
       <w:pPr>
         <w:pStyle w:val="Heading2"/>
@@ -11406,15 +11389,15 @@
     <w:tbl>
       <w:tblPr>
         <w:tblStyle w:val="Table"/>
-        <w:tblW w:type="pct" w:w="5000"/>
+        <w:tblW w:type="pct" w:w="4873"/>
         <w:tblLayout w:type="fixed"/>
         <w:tblLook w:firstRow="1" w:lastRow="0" w:firstColumn="0" w:lastColumn="0" w:noHBand="0" w:noVBand="0" w:val="0020"/>
       </w:tblPr>
       <w:tblGrid>
-        <w:gridCol w:w="1660"/>
-        <w:gridCol w:w="2554"/>
-        <w:gridCol w:w="1149"/>
-        <w:gridCol w:w="2554"/>
+        <w:gridCol w:w="1604"/>
+        <w:gridCol w:w="2305"/>
+        <w:gridCol w:w="1503"/>
+        <w:gridCol w:w="2305"/>
       </w:tblGrid>
       <w:tr>
         <w:trPr>
@@ -16980,7 +16963,7 @@
       </w:tr>
     </w:tbl>
     <w:bookmarkEnd w:id="138"/>
-    <w:bookmarkStart w:id="139" w:name="regressão-logística"/>
+    <w:bookmarkStart w:id="139" w:name="testes-de-multipla-escolha-1"/>
     <w:p>
       <w:pPr>
         <w:pStyle w:val="Heading3"/>
@@ -16995,11 +16978,11 @@
         <w:tab/>
       </w:r>
       <w:r>
-        <w:t xml:space="preserve">Regressão Logística</w:t>
+        <w:t xml:space="preserve">TESTES DE MULTIPLA ESCOLHA</w:t>
       </w:r>
     </w:p>
     <w:bookmarkEnd w:id="139"/>
-    <w:bookmarkStart w:id="140" w:name="knn"/>
+    <w:bookmarkStart w:id="140" w:name="estratos-proporções-e-amostras"/>
     <w:p>
       <w:pPr>
         <w:pStyle w:val="Heading3"/>
@@ -17014,51 +16997,2718 @@
         <w:tab/>
       </w:r>
       <w:r>
-        <w:t xml:space="preserve">KNN</w:t>
+        <w:t xml:space="preserve">Estratos , Proporções e Amostras</w:t>
+      </w:r>
+    </w:p>
+    <w:tbl>
+      <w:tblPr>
+        <w:tblStyle w:val="Table"/>
+        <w:tblW w:type="pct" w:w="5035"/>
+        <w:tblLayout w:type="fixed"/>
+        <w:tblLook w:firstRow="1" w:lastRow="0" w:firstColumn="0" w:lastColumn="0" w:noHBand="0" w:noVBand="0" w:val="0020"/>
+      </w:tblPr>
+      <w:tblGrid>
+        <w:gridCol w:w="7976"/>
+      </w:tblGrid>
+      <w:tr>
+        <w:trPr>
+          <w:tblHeader w:val="on"/>
+        </w:trPr>
+        <w:tc>
+          <w:tcPr/>
+          <w:p>
+            <w:pPr>
+              <w:pStyle w:val="Compact"/>
+            </w:pPr>
+            <w:r>
+              <w:rPr>
+                <w:b/>
+                <w:bCs/>
+              </w:rPr>
+              <w:t xml:space="preserve">Questão 5</w:t>
+            </w:r>
+          </w:p>
+        </w:tc>
+      </w:tr>
+      <w:tr>
+        <w:tc>
+          <w:tcPr/>
+          <w:p>
+            <w:pPr>
+              <w:pStyle w:val="BodyText"/>
+            </w:pPr>
+            <w:r>
+              <w:t xml:space="preserve">Uma população é composta por</w:t>
+            </w:r>
+            <w:r>
+              <w:t xml:space="preserve"> </w:t>
+            </w:r>
+            <w:r>
+              <w:rPr>
+                <w:b/>
+                <w:bCs/>
+              </w:rPr>
+              <w:t xml:space="preserve">40% de indivíduos da classe A</w:t>
+            </w:r>
+            <w:r>
+              <w:t xml:space="preserve"> </w:t>
+            </w:r>
+            <w:r>
+              <w:t xml:space="preserve">e</w:t>
+            </w:r>
+            <w:r>
+              <w:t xml:space="preserve"> </w:t>
+            </w:r>
+            <w:r>
+              <w:rPr>
+                <w:b/>
+                <w:bCs/>
+              </w:rPr>
+              <w:t xml:space="preserve">60% da classe B</w:t>
+            </w:r>
+            <w:r>
+              <w:t xml:space="preserve">. Deseja-se retirar uma amostra de</w:t>
+            </w:r>
+            <w:r>
+              <w:t xml:space="preserve"> </w:t>
+            </w:r>
+            <w:r>
+              <w:rPr>
+                <w:b/>
+                <w:bCs/>
+              </w:rPr>
+              <w:t xml:space="preserve">100 indivíduos</w:t>
+            </w:r>
+            <w:r>
+              <w:t xml:space="preserve">.</w:t>
+            </w:r>
+          </w:p>
+          <w:p>
+            <w:pPr>
+              <w:pStyle w:val="BodyText"/>
+            </w:pPr>
+            <w:r>
+              <w:t xml:space="preserve">Qual alternativa descreve corretamente uma</w:t>
+            </w:r>
+            <w:r>
+              <w:t xml:space="preserve"> </w:t>
+            </w:r>
+            <w:r>
+              <w:rPr>
+                <w:b/>
+                <w:bCs/>
+              </w:rPr>
+              <w:t xml:space="preserve">amostra proporcional</w:t>
+            </w:r>
+            <w:r>
+              <w:t xml:space="preserve"> </w:t>
+            </w:r>
+            <w:r>
+              <w:t xml:space="preserve">e uma</w:t>
+            </w:r>
+            <w:r>
+              <w:t xml:space="preserve"> </w:t>
+            </w:r>
+            <w:r>
+              <w:rPr>
+                <w:b/>
+                <w:bCs/>
+              </w:rPr>
+              <w:t xml:space="preserve">amostra balanceada</w:t>
+            </w:r>
+            <w:r>
+              <w:t xml:space="preserve">, respectivamente?</w:t>
+            </w:r>
+          </w:p>
+        </w:tc>
+      </w:tr>
+      <w:tr>
+        <w:tc>
+          <w:tcPr/>
+          <w:p>
+            <w:pPr>
+              <w:pStyle w:val="Compact"/>
+            </w:pPr>
+            <w:r>
+              <w:rPr>
+                <w:b/>
+                <w:bCs/>
+              </w:rPr>
+              <w:t xml:space="preserve">A)</w:t>
+            </w:r>
+            <w:r>
+              <w:t xml:space="preserve"> </w:t>
+            </w:r>
+            <w:r>
+              <w:t xml:space="preserve">Proporcional: 50 indivíduos de A e 50 de B; Balanceada: 40 de A e 60 de B.</w:t>
+            </w:r>
+          </w:p>
+        </w:tc>
+      </w:tr>
+      <w:tr>
+        <w:tc>
+          <w:tcPr/>
+          <w:p>
+            <w:pPr>
+              <w:pStyle w:val="Compact"/>
+            </w:pPr>
+            <w:r>
+              <w:rPr>
+                <w:b/>
+                <w:bCs/>
+              </w:rPr>
+              <w:t xml:space="preserve">B)</w:t>
+            </w:r>
+            <w:r>
+              <w:t xml:space="preserve"> </w:t>
+            </w:r>
+            <w:r>
+              <w:t xml:space="preserve">Proporcional: 40 indivíduos de A e 60 de B; Balanceada: 50 de A e 50 de B.</w:t>
+            </w:r>
+          </w:p>
+        </w:tc>
+      </w:tr>
+      <w:tr>
+        <w:tc>
+          <w:tcPr/>
+          <w:p>
+            <w:pPr>
+              <w:pStyle w:val="Compact"/>
+            </w:pPr>
+            <w:r>
+              <w:rPr>
+                <w:b/>
+                <w:bCs/>
+              </w:rPr>
+              <w:t xml:space="preserve">C)</w:t>
+            </w:r>
+            <w:r>
+              <w:t xml:space="preserve"> </w:t>
+            </w:r>
+            <w:r>
+              <w:t xml:space="preserve">Proporcional: 60 indivíduos de A e 40 de B; Balanceada: 40 de A e 60 de B.</w:t>
+            </w:r>
+          </w:p>
+        </w:tc>
+      </w:tr>
+      <w:tr>
+        <w:tc>
+          <w:tcPr/>
+          <w:p>
+            <w:pPr>
+              <w:pStyle w:val="Compact"/>
+            </w:pPr>
+            <w:r>
+              <w:rPr>
+                <w:b/>
+                <w:bCs/>
+              </w:rPr>
+              <w:t xml:space="preserve">D)</w:t>
+            </w:r>
+            <w:r>
+              <w:t xml:space="preserve"> </w:t>
+            </w:r>
+            <w:r>
+              <w:t xml:space="preserve">Proporcional: 40 indivíduos de A e 40 de B; Balanceada: 60 de A e 40 de B.</w:t>
+            </w:r>
+          </w:p>
+        </w:tc>
+      </w:tr>
+      <w:tr>
+        <w:tc>
+          <w:tcPr/>
+          <w:p>
+            <w:pPr>
+              <w:pStyle w:val="Compact"/>
+            </w:pPr>
+            <w:r>
+              <w:rPr>
+                <w:b/>
+                <w:bCs/>
+              </w:rPr>
+              <w:t xml:space="preserve">E)</w:t>
+            </w:r>
+            <w:r>
+              <w:t xml:space="preserve"> </w:t>
+            </w:r>
+            <w:r>
+              <w:t xml:space="preserve">Proporcional e balanceada são conceitos equivalentes, portanto ambas devem possuir 50 indivíduos de cada classe.</w:t>
+            </w:r>
+          </w:p>
+        </w:tc>
+      </w:tr>
+    </w:tbl>
+    <w:p>
+      <w:r>
+        <w:pict>
+          <v:rect style="width:0;height:1.5pt" o:hralign="center" o:hrstd="t" o:hr="t"/>
+        </w:pict>
       </w:r>
     </w:p>
     <w:bookmarkEnd w:id="140"/>
+    <w:bookmarkStart w:id="141" w:name="questão-6-knn"/>
+    <w:p>
+      <w:pPr>
+        <w:pStyle w:val="Heading3"/>
+      </w:pPr>
+      <w:r>
+        <w:rPr>
+          <w:rStyle w:val="SectionNumber"/>
+        </w:rPr>
+        <w:t xml:space="preserve">5.1.7</w:t>
+      </w:r>
+      <w:r>
+        <w:tab/>
+      </w:r>
+      <w:r>
+        <w:t xml:space="preserve">Questão 6 KNN</w:t>
+      </w:r>
+    </w:p>
+    <w:tbl>
+      <w:tblPr>
+        <w:tblStyle w:val="Table"/>
+        <w:tblW w:type="pct" w:w="5032"/>
+        <w:tblLayout w:type="fixed"/>
+        <w:tblLook w:firstRow="1" w:lastRow="0" w:firstColumn="0" w:lastColumn="0" w:noHBand="0" w:noVBand="0" w:val="0020"/>
+      </w:tblPr>
+      <w:tblGrid>
+        <w:gridCol w:w="7971"/>
+      </w:tblGrid>
+      <w:tr>
+        <w:trPr>
+          <w:tblHeader w:val="on"/>
+        </w:trPr>
+        <w:tc>
+          <w:tcPr/>
+          <w:p>
+            <w:pPr>
+              <w:pStyle w:val="Compact"/>
+            </w:pPr>
+            <w:r>
+              <w:rPr>
+                <w:b/>
+                <w:bCs/>
+              </w:rPr>
+              <w:t xml:space="preserve">Questão 6</w:t>
+            </w:r>
+          </w:p>
+        </w:tc>
+      </w:tr>
+      <w:tr>
+        <w:tc>
+          <w:tcPr/>
+          <w:p>
+            <w:pPr>
+              <w:pStyle w:val="Compact"/>
+            </w:pPr>
+            <w:r>
+              <w:t xml:space="preserve">Sobre o algoritmo</w:t>
+            </w:r>
+            <w:r>
+              <w:t xml:space="preserve"> </w:t>
+            </w:r>
+            <w:r>
+              <w:rPr>
+                <w:b/>
+                <w:bCs/>
+              </w:rPr>
+              <w:t xml:space="preserve">K-Nearest Neighbors (KNN)</w:t>
+            </w:r>
+            <w:r>
+              <w:t xml:space="preserve">, assinale a alternativa correta.</w:t>
+            </w:r>
+          </w:p>
+        </w:tc>
+      </w:tr>
+      <w:tr>
+        <w:tc>
+          <w:tcPr/>
+          <w:p>
+            <w:pPr>
+              <w:pStyle w:val="Compact"/>
+            </w:pPr>
+            <w:r>
+              <w:rPr>
+                <w:b/>
+                <w:bCs/>
+              </w:rPr>
+              <w:t xml:space="preserve">A)</w:t>
+            </w:r>
+            <w:r>
+              <w:t xml:space="preserve"> </w:t>
+            </w:r>
+            <w:r>
+              <w:t xml:space="preserve">O KNN é um algoritmo paramétrico que precisa determinar obrigatoriamente os parâmetros</w:t>
+            </w:r>
+            <w:r>
+              <w:t xml:space="preserve"> </w:t>
+            </w:r>
+            <m:oMath>
+              <m:r>
+                <m:t>w</m:t>
+              </m:r>
+            </m:oMath>
+            <w:r>
+              <w:t xml:space="preserve"> </w:t>
+            </w:r>
+            <w:r>
+              <w:t xml:space="preserve">e</w:t>
+            </w:r>
+            <w:r>
+              <w:t xml:space="preserve"> </w:t>
+            </w:r>
+            <m:oMath>
+              <m:r>
+                <m:t>b</m:t>
+              </m:r>
+            </m:oMath>
+            <w:r>
+              <w:t xml:space="preserve">.</w:t>
+            </w:r>
+          </w:p>
+        </w:tc>
+      </w:tr>
+      <w:tr>
+        <w:tc>
+          <w:tcPr/>
+          <w:p>
+            <w:pPr>
+              <w:pStyle w:val="Compact"/>
+            </w:pPr>
+            <w:r>
+              <w:rPr>
+                <w:b/>
+                <w:bCs/>
+              </w:rPr>
+              <w:t xml:space="preserve">B)</w:t>
+            </w:r>
+            <w:r>
+              <w:t xml:space="preserve"> </w:t>
+            </w:r>
+            <w:r>
+              <w:t xml:space="preserve">O KNN utiliza exclusivamente uma função sigmoide para calcular a classe de uma nova observação.</w:t>
+            </w:r>
+          </w:p>
+        </w:tc>
+      </w:tr>
+      <w:tr>
+        <w:tc>
+          <w:tcPr/>
+          <w:p>
+            <w:pPr>
+              <w:pStyle w:val="Compact"/>
+            </w:pPr>
+            <w:r>
+              <w:rPr>
+                <w:b/>
+                <w:bCs/>
+              </w:rPr>
+              <w:t xml:space="preserve">C)</w:t>
+            </w:r>
+            <w:r>
+              <w:t xml:space="preserve"> </w:t>
+            </w:r>
+            <w:r>
+              <w:t xml:space="preserve">O KNN é um algoritmo</w:t>
+            </w:r>
+            <w:r>
+              <w:t xml:space="preserve"> </w:t>
+            </w:r>
+            <w:r>
+              <w:rPr>
+                <w:b/>
+                <w:bCs/>
+              </w:rPr>
+              <w:t xml:space="preserve">não paramétrico</w:t>
+            </w:r>
+            <w:r>
+              <w:t xml:space="preserve"> </w:t>
+            </w:r>
+            <w:r>
+              <w:t xml:space="preserve">que pode classificar uma nova observação considerando a distância entre ela e as observações conhecidas.</w:t>
+            </w:r>
+          </w:p>
+        </w:tc>
+      </w:tr>
+      <w:tr>
+        <w:tc>
+          <w:tcPr/>
+          <w:p>
+            <w:pPr>
+              <w:pStyle w:val="Compact"/>
+            </w:pPr>
+            <w:r>
+              <w:rPr>
+                <w:b/>
+                <w:bCs/>
+              </w:rPr>
+              <w:t xml:space="preserve">D)</w:t>
+            </w:r>
+            <w:r>
+              <w:t xml:space="preserve"> </w:t>
+            </w:r>
+            <w:r>
+              <w:t xml:space="preserve">No KNN, o valor de</w:t>
+            </w:r>
+            <w:r>
+              <w:t xml:space="preserve"> </w:t>
+            </w:r>
+            <m:oMath>
+              <m:r>
+                <m:t>K</m:t>
+              </m:r>
+            </m:oMath>
+            <w:r>
+              <w:t xml:space="preserve"> </w:t>
+            </w:r>
+            <w:r>
+              <w:t xml:space="preserve">representa o número de atributos existentes no conjunto de dados.</w:t>
+            </w:r>
+          </w:p>
+        </w:tc>
+      </w:tr>
+      <w:tr>
+        <w:tc>
+          <w:tcPr/>
+          <w:p>
+            <w:pPr>
+              <w:pStyle w:val="Compact"/>
+            </w:pPr>
+            <w:r>
+              <w:rPr>
+                <w:b/>
+                <w:bCs/>
+              </w:rPr>
+              <w:t xml:space="preserve">E)</w:t>
+            </w:r>
+            <w:r>
+              <w:t xml:space="preserve"> </w:t>
+            </w:r>
+            <w:r>
+              <w:t xml:space="preserve">O KNN somente pode ser utilizado quando existem exatamente duas classes.</w:t>
+            </w:r>
+          </w:p>
+        </w:tc>
+      </w:tr>
+    </w:tbl>
+    <w:p>
+      <w:r>
+        <w:pict>
+          <v:rect style="width:0;height:1.5pt" o:hralign="center" o:hrstd="t" o:hr="t"/>
+        </w:pict>
+      </w:r>
+    </w:p>
     <w:bookmarkEnd w:id="141"/>
+    <w:bookmarkStart w:id="142" w:name="questão-7---regressão-logística"/>
+    <w:p>
+      <w:pPr>
+        <w:pStyle w:val="Heading3"/>
+      </w:pPr>
+      <w:r>
+        <w:rPr>
+          <w:rStyle w:val="SectionNumber"/>
+        </w:rPr>
+        <w:t xml:space="preserve">5.1.8</w:t>
+      </w:r>
+      <w:r>
+        <w:tab/>
+      </w:r>
+      <w:r>
+        <w:t xml:space="preserve">Questão 7 - Regressão Logística</w:t>
+      </w:r>
+    </w:p>
+    <w:tbl>
+      <w:tblPr>
+        <w:tblStyle w:val="Table"/>
+        <w:tblW w:type="pct" w:w="5038"/>
+        <w:tblLayout w:type="fixed"/>
+        <w:tblLook w:firstRow="1" w:lastRow="0" w:firstColumn="0" w:lastColumn="0" w:noHBand="0" w:noVBand="0" w:val="0020"/>
+      </w:tblPr>
+      <w:tblGrid>
+        <w:gridCol w:w="7980"/>
+      </w:tblGrid>
+      <w:tr>
+        <w:trPr>
+          <w:tblHeader w:val="on"/>
+        </w:trPr>
+        <w:tc>
+          <w:tcPr/>
+          <w:p>
+            <w:pPr>
+              <w:pStyle w:val="Compact"/>
+            </w:pPr>
+            <w:r>
+              <w:rPr>
+                <w:b/>
+                <w:bCs/>
+              </w:rPr>
+              <w:t xml:space="preserve">Questão 7 — Exercício resolvido: Regressão Logística</w:t>
+            </w:r>
+          </w:p>
+        </w:tc>
+      </w:tr>
+      <w:tr>
+        <w:tc>
+          <w:tcPr/>
+          <w:p>
+            <w:pPr>
+              <w:pStyle w:val="BodyText"/>
+            </w:pPr>
+            <w:r>
+              <w:t xml:space="preserve">Considere o modelo de</w:t>
+            </w:r>
+            <w:r>
+              <w:t xml:space="preserve"> </w:t>
+            </w:r>
+            <w:r>
+              <w:rPr>
+                <w:b/>
+                <w:bCs/>
+              </w:rPr>
+              <w:t xml:space="preserve">Regressão Logística</w:t>
+            </w:r>
+            <w:r>
+              <w:t xml:space="preserve"> </w:t>
+            </w:r>
+            <w:r>
+              <w:t xml:space="preserve">apresentado em aula:</w:t>
+            </w:r>
+            <w:r>
+              <w:t xml:space="preserve"> </w:t>
+            </w:r>
+            <w:r>
+              <w:t xml:space="preserve"> </w:t>
+            </w:r>
+            <m:oMath>
+              <m:r>
+                <m:t>z</m:t>
+              </m:r>
+              <m:r>
+                <m:rPr>
+                  <m:sty m:val="p"/>
+                </m:rPr>
+                <m:t>=</m:t>
+              </m:r>
+              <m:r>
+                <m:t>w</m:t>
+              </m:r>
+              <m:r>
+                <m:t>X</m:t>
+              </m:r>
+              <m:r>
+                <m:rPr>
+                  <m:sty m:val="p"/>
+                </m:rPr>
+                <m:t>+</m:t>
+              </m:r>
+              <m:r>
+                <m:t>b</m:t>
+              </m:r>
+            </m:oMath>
+            <w:r>
+              <w:t xml:space="preserve"> </w:t>
+            </w:r>
+            <w:r>
+              <w:t xml:space="preserve"> </w:t>
+            </w:r>
+            <w:r>
+              <w:t xml:space="preserve">com:</w:t>
+            </w:r>
+          </w:p>
+          <w:p>
+            <w:pPr>
+              <w:pStyle w:val="BodyText"/>
+            </w:pPr>
+            <m:oMath>
+              <m:r>
+                <m:t>w</m:t>
+              </m:r>
+              <m:r>
+                <m:rPr>
+                  <m:sty m:val="p"/>
+                </m:rPr>
+                <m:t>=</m:t>
+              </m:r>
+              <m:r>
+                <m:t>1</m:t>
+              </m:r>
+              <m:r>
+                <m:rPr>
+                  <m:sty m:val="p"/>
+                </m:rPr>
+                <m:t>,</m:t>
+              </m:r>
+              <m:r>
+                <m:t>19</m:t>
+              </m:r>
+            </m:oMath>
+          </w:p>
+          <w:p>
+            <w:pPr>
+              <w:pStyle w:val="BodyText"/>
+            </w:pPr>
+            <w:r>
+              <w:t xml:space="preserve">e</w:t>
+            </w:r>
+          </w:p>
+          <w:p>
+            <w:pPr>
+              <w:pStyle w:val="BodyText"/>
+            </w:pPr>
+            <m:oMath>
+              <m:r>
+                <m:t>b</m:t>
+              </m:r>
+              <m:r>
+                <m:rPr>
+                  <m:sty m:val="p"/>
+                </m:rPr>
+                <m:t>=</m:t>
+              </m:r>
+              <m:r>
+                <m:rPr>
+                  <m:sty m:val="p"/>
+                </m:rPr>
+                <m:t>−</m:t>
+              </m:r>
+              <m:r>
+                <m:t>6</m:t>
+              </m:r>
+              <m:r>
+                <m:rPr>
+                  <m:sty m:val="p"/>
+                </m:rPr>
+                <m:t>,</m:t>
+              </m:r>
+              <m:r>
+                <m:t>52</m:t>
+              </m:r>
+            </m:oMath>
+          </w:p>
+          <w:p>
+            <w:pPr>
+              <w:pStyle w:val="BodyText"/>
+            </w:pPr>
+            <w:r>
+              <w:t xml:space="preserve">Para um aluno que estudou</w:t>
+            </w:r>
+            <w:r>
+              <w:t xml:space="preserve"> </w:t>
+            </w:r>
+            <w:r>
+              <w:rPr>
+                <w:b/>
+                <w:bCs/>
+              </w:rPr>
+              <w:t xml:space="preserve">6 horas</w:t>
+            </w:r>
+            <w:r>
+              <w:t xml:space="preserve">, temos:</w:t>
+            </w:r>
+          </w:p>
+          <w:p>
+            <w:pPr>
+              <w:pStyle w:val="BodyText"/>
+            </w:pPr>
+            <m:oMath>
+              <m:r>
+                <m:t>z</m:t>
+              </m:r>
+              <m:r>
+                <m:rPr>
+                  <m:sty m:val="p"/>
+                </m:rPr>
+                <m:t>=</m:t>
+              </m:r>
+              <m:r>
+                <m:t>1</m:t>
+              </m:r>
+              <m:r>
+                <m:rPr>
+                  <m:sty m:val="p"/>
+                </m:rPr>
+                <m:t>,</m:t>
+              </m:r>
+              <m:r>
+                <m:t>19</m:t>
+              </m:r>
+              <m:d>
+                <m:dPr>
+                  <m:begChr m:val="("/>
+                  <m:sepChr m:val=""/>
+                  <m:endChr m:val=")"/>
+                  <m:grow/>
+                </m:dPr>
+                <m:e>
+                  <m:r>
+                    <m:t>6</m:t>
+                  </m:r>
+                </m:e>
+              </m:d>
+              <m:r>
+                <m:rPr>
+                  <m:sty m:val="p"/>
+                </m:rPr>
+                <m:t>−</m:t>
+              </m:r>
+              <m:r>
+                <m:t>6</m:t>
+              </m:r>
+              <m:r>
+                <m:rPr>
+                  <m:sty m:val="p"/>
+                </m:rPr>
+                <m:t>,</m:t>
+              </m:r>
+              <m:r>
+                <m:t>52</m:t>
+              </m:r>
+            </m:oMath>
+          </w:p>
+          <w:p>
+            <w:pPr>
+              <w:pStyle w:val="BodyText"/>
+            </w:pPr>
+            <m:oMath>
+              <m:r>
+                <m:t>z</m:t>
+              </m:r>
+              <m:r>
+                <m:rPr>
+                  <m:sty m:val="p"/>
+                </m:rPr>
+                <m:t>=</m:t>
+              </m:r>
+              <m:r>
+                <m:t>7</m:t>
+              </m:r>
+              <m:r>
+                <m:rPr>
+                  <m:sty m:val="p"/>
+                </m:rPr>
+                <m:t>,</m:t>
+              </m:r>
+              <m:r>
+                <m:t>14</m:t>
+              </m:r>
+              <m:r>
+                <m:rPr>
+                  <m:sty m:val="p"/>
+                </m:rPr>
+                <m:t>−</m:t>
+              </m:r>
+              <m:r>
+                <m:t>6</m:t>
+              </m:r>
+              <m:r>
+                <m:rPr>
+                  <m:sty m:val="p"/>
+                </m:rPr>
+                <m:t>,</m:t>
+              </m:r>
+              <m:r>
+                <m:t>52</m:t>
+              </m:r>
+            </m:oMath>
+          </w:p>
+          <w:p>
+            <w:pPr>
+              <w:pStyle w:val="BodyText"/>
+            </w:pPr>
+            <m:oMath>
+              <m:r>
+                <m:t>z</m:t>
+              </m:r>
+              <m:r>
+                <m:rPr>
+                  <m:sty m:val="p"/>
+                </m:rPr>
+                <m:t>=</m:t>
+              </m:r>
+              <m:r>
+                <m:t>0</m:t>
+              </m:r>
+              <m:r>
+                <m:rPr>
+                  <m:sty m:val="p"/>
+                </m:rPr>
+                <m:t>,</m:t>
+              </m:r>
+              <m:r>
+                <m:t>62</m:t>
+              </m:r>
+            </m:oMath>
+          </w:p>
+          <w:p>
+            <w:pPr>
+              <w:pStyle w:val="BodyText"/>
+            </w:pPr>
+            <w:r>
+              <w:t xml:space="preserve">Aplicando a</w:t>
+            </w:r>
+            <w:r>
+              <w:t xml:space="preserve"> </w:t>
+            </w:r>
+            <w:r>
+              <w:rPr>
+                <w:b/>
+                <w:bCs/>
+              </w:rPr>
+              <w:t xml:space="preserve">função logística (sigmoide)</w:t>
+            </w:r>
+            <w:r>
+              <w:t xml:space="preserve">:</w:t>
+            </w:r>
+          </w:p>
+          <w:p>
+            <w:pPr>
+              <w:pStyle w:val="BodyText"/>
+            </w:pPr>
+            <m:oMath>
+              <m:r>
+                <m:t>P</m:t>
+              </m:r>
+              <m:d>
+                <m:dPr>
+                  <m:begChr m:val="("/>
+                  <m:sepChr m:val=""/>
+                  <m:endChr m:val=")"/>
+                  <m:grow/>
+                </m:dPr>
+                <m:e>
+                  <m:r>
+                    <m:t>Y</m:t>
+                  </m:r>
+                  <m:r>
+                    <m:rPr>
+                      <m:sty m:val="p"/>
+                    </m:rPr>
+                    <m:t>=</m:t>
+                  </m:r>
+                  <m:r>
+                    <m:t>1</m:t>
+                  </m:r>
+                  <m:r>
+                    <m:rPr>
+                      <m:sty m:val="p"/>
+                    </m:rPr>
+                    <m:t>∣</m:t>
+                  </m:r>
+                  <m:r>
+                    <m:t>X</m:t>
+                  </m:r>
+                </m:e>
+              </m:d>
+              <m:r>
+                <m:rPr>
+                  <m:sty m:val="p"/>
+                </m:rPr>
+                <m:t>=</m:t>
+              </m:r>
+              <m:f>
+                <m:fPr>
+                  <m:type m:val="bar"/>
+                </m:fPr>
+                <m:num>
+                  <m:r>
+                    <m:t>1</m:t>
+                  </m:r>
+                </m:num>
+                <m:den>
+                  <m:r>
+                    <m:t>1</m:t>
+                  </m:r>
+                  <m:r>
+                    <m:rPr>
+                      <m:sty m:val="p"/>
+                    </m:rPr>
+                    <m:t>+</m:t>
+                  </m:r>
+                  <m:sSup>
+                    <m:e>
+                      <m:r>
+                        <m:t>e</m:t>
+                      </m:r>
+                    </m:e>
+                    <m:sup>
+                      <m:r>
+                        <m:rPr>
+                          <m:sty m:val="p"/>
+                        </m:rPr>
+                        <m:t>−</m:t>
+                      </m:r>
+                      <m:r>
+                        <m:t>z</m:t>
+                      </m:r>
+                    </m:sup>
+                  </m:sSup>
+                </m:den>
+              </m:f>
+            </m:oMath>
+          </w:p>
+          <w:p>
+            <w:pPr>
+              <w:pStyle w:val="BodyText"/>
+            </w:pPr>
+            <w:r>
+              <w:t xml:space="preserve">temos aproximadamente:</w:t>
+            </w:r>
+          </w:p>
+          <w:p>
+            <w:pPr>
+              <w:pStyle w:val="BodyText"/>
+            </w:pPr>
+            <m:oMath>
+              <m:r>
+                <m:t>P</m:t>
+              </m:r>
+              <m:d>
+                <m:dPr>
+                  <m:begChr m:val="("/>
+                  <m:sepChr m:val=""/>
+                  <m:endChr m:val=")"/>
+                  <m:grow/>
+                </m:dPr>
+                <m:e>
+                  <m:r>
+                    <m:t>Y</m:t>
+                  </m:r>
+                  <m:r>
+                    <m:rPr>
+                      <m:sty m:val="p"/>
+                    </m:rPr>
+                    <m:t>=</m:t>
+                  </m:r>
+                  <m:r>
+                    <m:t>1</m:t>
+                  </m:r>
+                  <m:r>
+                    <m:rPr>
+                      <m:sty m:val="p"/>
+                    </m:rPr>
+                    <m:t>∣</m:t>
+                  </m:r>
+                  <m:r>
+                    <m:t>X</m:t>
+                  </m:r>
+                  <m:r>
+                    <m:rPr>
+                      <m:sty m:val="p"/>
+                    </m:rPr>
+                    <m:t>=</m:t>
+                  </m:r>
+                  <m:r>
+                    <m:t>6</m:t>
+                  </m:r>
+                </m:e>
+              </m:d>
+              <m:r>
+                <m:rPr>
+                  <m:sty m:val="p"/>
+                </m:rPr>
+                <m:t>≈</m:t>
+              </m:r>
+              <m:r>
+                <m:t>0</m:t>
+              </m:r>
+              <m:r>
+                <m:rPr>
+                  <m:sty m:val="p"/>
+                </m:rPr>
+                <m:t>,</m:t>
+              </m:r>
+              <m:r>
+                <m:t>65</m:t>
+              </m:r>
+            </m:oMath>
+          </w:p>
+          <w:p>
+            <w:pPr>
+              <w:pStyle w:val="BodyText"/>
+            </w:pPr>
+            <w:r>
+              <w:t xml:space="preserve">ou seja, aproximadamente</w:t>
+            </w:r>
+            <w:r>
+              <w:t xml:space="preserve"> </w:t>
+            </w:r>
+            <w:r>
+              <w:rPr>
+                <w:b/>
+                <w:bCs/>
+              </w:rPr>
+              <w:t xml:space="preserve">65%</w:t>
+            </w:r>
+            <w:r>
+              <w:t xml:space="preserve">.</w:t>
+            </w:r>
+          </w:p>
+          <w:p>
+            <w:pPr>
+              <w:pStyle w:val="BodyText"/>
+            </w:pPr>
+            <w:r>
+              <w:t xml:space="preserve">Considerando um limiar de classificação de</w:t>
+            </w:r>
+            <w:r>
+              <w:t xml:space="preserve"> </w:t>
+            </w:r>
+            <w:r>
+              <w:rPr>
+                <w:b/>
+                <w:bCs/>
+              </w:rPr>
+              <w:t xml:space="preserve">50%</w:t>
+            </w:r>
+            <w:r>
+              <w:t xml:space="preserve">, analise as afirmações:</w:t>
+            </w:r>
+          </w:p>
+          <w:p>
+            <w:pPr>
+              <w:pStyle w:val="BodyText"/>
+            </w:pPr>
+            <w:r>
+              <w:rPr>
+                <w:b/>
+                <w:bCs/>
+                <w:i/>
+                <w:iCs/>
+              </w:rPr>
+              <w:t xml:space="preserve">I.</w:t>
+            </w:r>
+            <w:r>
+              <w:rPr>
+                <w:i/>
+                <w:iCs/>
+              </w:rPr>
+              <w:t xml:space="preserve"> </w:t>
+            </w:r>
+            <w:r>
+              <w:rPr>
+                <w:i/>
+                <w:iCs/>
+              </w:rPr>
+              <w:t xml:space="preserve">Como a probabilidade calculada é aproximadamente 65%, o aluno será classificado como</w:t>
+            </w:r>
+            <w:r>
+              <w:rPr>
+                <w:i/>
+                <w:iCs/>
+              </w:rPr>
+              <w:t xml:space="preserve"> </w:t>
+            </w:r>
+            <w:r>
+              <w:rPr>
+                <w:b/>
+                <w:bCs/>
+                <w:i/>
+                <w:iCs/>
+              </w:rPr>
+              <w:t xml:space="preserve">Aprovado</w:t>
+            </w:r>
+            <w:r>
+              <w:rPr>
+                <w:i/>
+                <w:iCs/>
+              </w:rPr>
+              <w:t xml:space="preserve">.</w:t>
+            </w:r>
+          </w:p>
+          <w:p>
+            <w:pPr>
+              <w:pStyle w:val="BodyText"/>
+            </w:pPr>
+            <w:r>
+              <w:rPr>
+                <w:b/>
+                <w:bCs/>
+                <w:i/>
+                <w:iCs/>
+              </w:rPr>
+              <w:t xml:space="preserve">II.</w:t>
+            </w:r>
+            <w:r>
+              <w:rPr>
+                <w:i/>
+                <w:iCs/>
+              </w:rPr>
+              <w:t xml:space="preserve"> </w:t>
+            </w:r>
+            <w:r>
+              <w:rPr>
+                <w:i/>
+                <w:iCs/>
+              </w:rPr>
+              <w:t xml:space="preserve">O valor</w:t>
+            </w:r>
+            <w:r>
+              <w:t xml:space="preserve"> </w:t>
+            </w:r>
+            <m:oMath>
+              <m:r>
+                <m:t>z</m:t>
+              </m:r>
+              <m:r>
+                <m:rPr>
+                  <m:sty m:val="p"/>
+                </m:rPr>
+                <m:t>=</m:t>
+              </m:r>
+              <m:r>
+                <m:t>0</m:t>
+              </m:r>
+              <m:r>
+                <m:rPr>
+                  <m:sty m:val="p"/>
+                </m:rPr>
+                <m:t>,</m:t>
+              </m:r>
+              <m:r>
+                <m:t>62</m:t>
+              </m:r>
+            </m:oMath>
+            <w:r>
+              <w:t xml:space="preserve"> </w:t>
+            </w:r>
+            <w:r>
+              <w:rPr>
+                <w:i/>
+                <w:iCs/>
+              </w:rPr>
+              <w:t xml:space="preserve">corresponde diretamente a uma probabilidade de 62%.</w:t>
+            </w:r>
+          </w:p>
+          <w:p>
+            <w:pPr>
+              <w:pStyle w:val="BodyText"/>
+            </w:pPr>
+            <w:r>
+              <w:rPr>
+                <w:b/>
+                <w:bCs/>
+                <w:i/>
+                <w:iCs/>
+              </w:rPr>
+              <w:t xml:space="preserve">III.</w:t>
+            </w:r>
+            <w:r>
+              <w:rPr>
+                <w:i/>
+                <w:iCs/>
+              </w:rPr>
+              <w:t xml:space="preserve"> </w:t>
+            </w:r>
+            <w:r>
+              <w:rPr>
+                <w:i/>
+                <w:iCs/>
+              </w:rPr>
+              <w:t xml:space="preserve">A função sigmoide transforma o valor de</w:t>
+            </w:r>
+            <w:r>
+              <w:t xml:space="preserve"> </w:t>
+            </w:r>
+            <m:oMath>
+              <m:r>
+                <m:t>z</m:t>
+              </m:r>
+            </m:oMath>
+            <w:r>
+              <w:t xml:space="preserve"> </w:t>
+            </w:r>
+            <w:r>
+              <w:rPr>
+                <w:i/>
+                <w:iCs/>
+              </w:rPr>
+              <w:t xml:space="preserve">em um número entre 0 e 1, que pode ser interpretado como probabilidade.</w:t>
+            </w:r>
+          </w:p>
+          <w:p>
+            <w:pPr>
+              <w:pStyle w:val="BodyText"/>
+            </w:pPr>
+            <w:r>
+              <w:t xml:space="preserve">Assinale a alternativa</w:t>
+            </w:r>
+            <w:r>
+              <w:t xml:space="preserve"> </w:t>
+            </w:r>
+            <w:r>
+              <w:rPr>
+                <w:b/>
+                <w:bCs/>
+              </w:rPr>
+              <w:t xml:space="preserve">correta</w:t>
+            </w:r>
+            <w:r>
+              <w:t xml:space="preserve">.</w:t>
+            </w:r>
+          </w:p>
+        </w:tc>
+      </w:tr>
+      <w:tr>
+        <w:tc>
+          <w:tcPr/>
+          <w:p>
+            <w:pPr>
+              <w:pStyle w:val="Compact"/>
+            </w:pPr>
+            <w:r>
+              <w:rPr>
+                <w:b/>
+                <w:bCs/>
+              </w:rPr>
+              <w:t xml:space="preserve">A)</w:t>
+            </w:r>
+            <w:r>
+              <w:t xml:space="preserve"> </w:t>
+            </w:r>
+            <w:r>
+              <w:t xml:space="preserve">Apenas I está correta.</w:t>
+            </w:r>
+          </w:p>
+        </w:tc>
+      </w:tr>
+      <w:tr>
+        <w:tc>
+          <w:tcPr/>
+          <w:p>
+            <w:pPr>
+              <w:pStyle w:val="Compact"/>
+            </w:pPr>
+            <w:r>
+              <w:rPr>
+                <w:b/>
+                <w:bCs/>
+              </w:rPr>
+              <w:t xml:space="preserve">B)</w:t>
+            </w:r>
+            <w:r>
+              <w:t xml:space="preserve"> </w:t>
+            </w:r>
+            <w:r>
+              <w:t xml:space="preserve">Apenas II está correta.</w:t>
+            </w:r>
+          </w:p>
+        </w:tc>
+      </w:tr>
+      <w:tr>
+        <w:tc>
+          <w:tcPr/>
+          <w:p>
+            <w:pPr>
+              <w:pStyle w:val="Compact"/>
+            </w:pPr>
+            <w:r>
+              <w:rPr>
+                <w:b/>
+                <w:bCs/>
+              </w:rPr>
+              <w:t xml:space="preserve">C)</w:t>
+            </w:r>
+            <w:r>
+              <w:t xml:space="preserve"> </w:t>
+            </w:r>
+            <w:r>
+              <w:t xml:space="preserve">Apenas I e II estão corretas.</w:t>
+            </w:r>
+          </w:p>
+        </w:tc>
+      </w:tr>
+      <w:tr>
+        <w:tc>
+          <w:tcPr/>
+          <w:p>
+            <w:pPr>
+              <w:pStyle w:val="Compact"/>
+            </w:pPr>
+            <w:r>
+              <w:rPr>
+                <w:b/>
+                <w:bCs/>
+              </w:rPr>
+              <w:t xml:space="preserve">D)</w:t>
+            </w:r>
+            <w:r>
+              <w:t xml:space="preserve"> </w:t>
+            </w:r>
+            <w:r>
+              <w:t xml:space="preserve">Apenas I e III estão corretas.</w:t>
+            </w:r>
+          </w:p>
+        </w:tc>
+      </w:tr>
+      <w:tr>
+        <w:tc>
+          <w:tcPr/>
+          <w:p>
+            <w:pPr>
+              <w:pStyle w:val="Compact"/>
+            </w:pPr>
+            <w:r>
+              <w:rPr>
+                <w:b/>
+                <w:bCs/>
+              </w:rPr>
+              <w:t xml:space="preserve">E)</w:t>
+            </w:r>
+            <w:r>
+              <w:t xml:space="preserve"> </w:t>
+            </w:r>
+            <w:r>
+              <w:t xml:space="preserve">I, II e III estão corretas.</w:t>
+            </w:r>
+          </w:p>
+        </w:tc>
+      </w:tr>
+    </w:tbl>
+    <w:p>
+      <w:r>
+        <w:pict>
+          <v:rect style="width:0;height:1.5pt" o:hralign="center" o:hrstd="t" o:hr="t"/>
+        </w:pict>
+      </w:r>
+    </w:p>
     <w:bookmarkEnd w:id="142"/>
-    <w:bookmarkStart w:id="144" w:name="Xed42aec773fbcf6e14a0f4c639d3fc4a2fbca96"/>
-    <w:p>
-      <w:pPr>
-        <w:pStyle w:val="Heading1"/>
+    <w:bookmarkStart w:id="143" w:name="questão-8---knn"/>
+    <w:p>
+      <w:pPr>
+        <w:pStyle w:val="Heading3"/>
       </w:pPr>
       <w:r>
         <w:rPr>
           <w:rStyle w:val="SectionNumber"/>
         </w:rPr>
-        <w:t xml:space="preserve">6</w:t>
+        <w:t xml:space="preserve">5.1.9</w:t>
       </w:r>
       <w:r>
         <w:tab/>
       </w:r>
       <w:r>
-        <w:t xml:space="preserve">- Análise de Dados: Dilema Viés-Variância e Métricas de Avaliação</w:t>
-      </w:r>
-    </w:p>
-    <w:bookmarkStart w:id="143" w:name="X195b8fa2f54966e7893e30b77b117b969bd42a6"/>
-    <w:p>
-      <w:pPr>
-        <w:pStyle w:val="Heading2"/>
-      </w:pPr>
-      <w:r>
-        <w:rPr>
-          <w:rStyle w:val="SectionNumber"/>
-        </w:rPr>
-        <w:t xml:space="preserve">6.1</w:t>
-      </w:r>
-      <w:r>
-        <w:tab/>
-      </w:r>
-      <w:r>
-        <w:t xml:space="preserve">- Exercícios - Análise de Dados: Dilema Viés-Variância e Métricas de Avaliação</w:t>
+        <w:t xml:space="preserve">Questão 8 - KNN</w:t>
+      </w:r>
+    </w:p>
+    <w:tbl>
+      <w:tblPr>
+        <w:tblStyle w:val="Table"/>
+        <w:tblW w:type="pct" w:w="5039"/>
+        <w:tblLayout w:type="fixed"/>
+        <w:tblLook w:firstRow="1" w:lastRow="0" w:firstColumn="0" w:lastColumn="0" w:noHBand="0" w:noVBand="0" w:val="0020"/>
+      </w:tblPr>
+      <w:tblGrid>
+        <w:gridCol w:w="7981"/>
+      </w:tblGrid>
+      <w:tr>
+        <w:trPr>
+          <w:tblHeader w:val="on"/>
+        </w:trPr>
+        <w:tc>
+          <w:tcPr/>
+          <w:p>
+            <w:pPr>
+              <w:pStyle w:val="Compact"/>
+            </w:pPr>
+            <w:r>
+              <w:rPr>
+                <w:b/>
+                <w:bCs/>
+              </w:rPr>
+              <w:t xml:space="preserve">Questão 8</w:t>
+            </w:r>
+          </w:p>
+        </w:tc>
+      </w:tr>
+      <w:tr>
+        <w:tc>
+          <w:tcPr/>
+          <w:p>
+            <w:pPr>
+              <w:pStyle w:val="BodyText"/>
+            </w:pPr>
+            <w:r>
+              <w:t xml:space="preserve">Considere uma nova observação:</w:t>
+            </w:r>
+          </w:p>
+          <w:p>
+            <w:pPr>
+              <w:pStyle w:val="BodyText"/>
+            </w:pPr>
+            <m:oMath>
+              <m:r>
+                <m:t>X</m:t>
+              </m:r>
+              <m:r>
+                <m:rPr>
+                  <m:sty m:val="p"/>
+                </m:rPr>
+                <m:t>=</m:t>
+              </m:r>
+              <m:d>
+                <m:dPr>
+                  <m:begChr m:val="("/>
+                  <m:sepChr m:val=""/>
+                  <m:endChr m:val=")"/>
+                  <m:grow/>
+                </m:dPr>
+                <m:e>
+                  <m:r>
+                    <m:t>4</m:t>
+                  </m:r>
+                  <m:r>
+                    <m:rPr>
+                      <m:sty m:val="p"/>
+                    </m:rPr>
+                    <m:t>,</m:t>
+                  </m:r>
+                  <m:r>
+                    <m:t>4</m:t>
+                  </m:r>
+                </m:e>
+              </m:d>
+            </m:oMath>
+          </w:p>
+          <w:p>
+            <w:pPr>
+              <w:pStyle w:val="BodyText"/>
+            </w:pPr>
+            <w:r>
+              <w:t xml:space="preserve">e quatro observações já classificadas:</w:t>
+            </w:r>
+          </w:p>
+          <w:p>
+            <w:pPr>
+              <w:pStyle w:val="BodyText"/>
+            </w:pPr>
+            <w:r>
+              <w:rPr>
+                <w:b/>
+                <w:bCs/>
+              </w:rPr>
+              <w:t xml:space="preserve">A:</w:t>
+            </w:r>
+            <w:r>
+              <w:t xml:space="preserve"> </w:t>
+            </w:r>
+            <m:oMath>
+              <m:d>
+                <m:dPr>
+                  <m:begChr m:val="("/>
+                  <m:sepChr m:val=""/>
+                  <m:endChr m:val=")"/>
+                  <m:grow/>
+                </m:dPr>
+                <m:e>
+                  <m:r>
+                    <m:t>2</m:t>
+                  </m:r>
+                  <m:r>
+                    <m:rPr>
+                      <m:sty m:val="p"/>
+                    </m:rPr>
+                    <m:t>,</m:t>
+                  </m:r>
+                  <m:r>
+                    <m:t>3</m:t>
+                  </m:r>
+                </m:e>
+              </m:d>
+            </m:oMath>
+            <w:r>
+              <w:t xml:space="preserve"> </w:t>
+            </w:r>
+            <w:r>
+              <w:t xml:space="preserve">— Azul ;</w:t>
+            </w:r>
+            <w:r>
+              <w:t xml:space="preserve"> </w:t>
+            </w:r>
+            <w:r>
+              <w:rPr>
+                <w:b/>
+                <w:bCs/>
+              </w:rPr>
+              <w:t xml:space="preserve">B:</w:t>
+            </w:r>
+            <w:r>
+              <w:t xml:space="preserve"> </w:t>
+            </w:r>
+            <m:oMath>
+              <m:d>
+                <m:dPr>
+                  <m:begChr m:val="("/>
+                  <m:sepChr m:val=""/>
+                  <m:endChr m:val=")"/>
+                  <m:grow/>
+                </m:dPr>
+                <m:e>
+                  <m:r>
+                    <m:t>3</m:t>
+                  </m:r>
+                  <m:r>
+                    <m:rPr>
+                      <m:sty m:val="p"/>
+                    </m:rPr>
+                    <m:t>,</m:t>
+                  </m:r>
+                  <m:r>
+                    <m:t>4</m:t>
+                  </m:r>
+                </m:e>
+              </m:d>
+            </m:oMath>
+            <w:r>
+              <w:t xml:space="preserve"> </w:t>
+            </w:r>
+            <w:r>
+              <w:t xml:space="preserve">— Azul ;</w:t>
+            </w:r>
+            <w:r>
+              <w:t xml:space="preserve"> </w:t>
+            </w:r>
+            <w:r>
+              <w:rPr>
+                <w:b/>
+                <w:bCs/>
+              </w:rPr>
+              <w:t xml:space="preserve">C:</w:t>
+            </w:r>
+            <w:r>
+              <w:t xml:space="preserve"> </w:t>
+            </w:r>
+            <m:oMath>
+              <m:d>
+                <m:dPr>
+                  <m:begChr m:val="("/>
+                  <m:sepChr m:val=""/>
+                  <m:endChr m:val=")"/>
+                  <m:grow/>
+                </m:dPr>
+                <m:e>
+                  <m:r>
+                    <m:t>5</m:t>
+                  </m:r>
+                  <m:r>
+                    <m:rPr>
+                      <m:sty m:val="p"/>
+                    </m:rPr>
+                    <m:t>,</m:t>
+                  </m:r>
+                  <m:r>
+                    <m:t>4</m:t>
+                  </m:r>
+                </m:e>
+              </m:d>
+            </m:oMath>
+            <w:r>
+              <w:t xml:space="preserve"> </w:t>
+            </w:r>
+            <w:r>
+              <w:t xml:space="preserve">— Vermelho ;</w:t>
+            </w:r>
+            <w:r>
+              <w:t xml:space="preserve"> </w:t>
+            </w:r>
+            <w:r>
+              <w:rPr>
+                <w:b/>
+                <w:bCs/>
+              </w:rPr>
+              <w:t xml:space="preserve">D:</w:t>
+            </w:r>
+            <w:r>
+              <w:t xml:space="preserve"> </w:t>
+            </w:r>
+            <m:oMath>
+              <m:d>
+                <m:dPr>
+                  <m:begChr m:val="("/>
+                  <m:sepChr m:val=""/>
+                  <m:endChr m:val=")"/>
+                  <m:grow/>
+                </m:dPr>
+                <m:e>
+                  <m:r>
+                    <m:t>8</m:t>
+                  </m:r>
+                  <m:r>
+                    <m:rPr>
+                      <m:sty m:val="p"/>
+                    </m:rPr>
+                    <m:t>,</m:t>
+                  </m:r>
+                  <m:r>
+                    <m:t>8</m:t>
+                  </m:r>
+                </m:e>
+              </m:d>
+            </m:oMath>
+            <w:r>
+              <w:t xml:space="preserve"> </w:t>
+            </w:r>
+            <w:r>
+              <w:t xml:space="preserve">— Vermelho ;</w:t>
+            </w:r>
+          </w:p>
+          <w:p>
+            <w:pPr>
+              <w:pStyle w:val="BodyText"/>
+            </w:pPr>
+            <w:r>
+              <w:t xml:space="preserve">Utilizando a</w:t>
+            </w:r>
+            <w:r>
+              <w:t xml:space="preserve"> </w:t>
+            </w:r>
+            <w:r>
+              <w:rPr>
+                <w:b/>
+                <w:bCs/>
+              </w:rPr>
+              <w:t xml:space="preserve">distância Euclidiana</w:t>
+            </w:r>
+            <w:r>
+              <w:t xml:space="preserve">:</w:t>
+            </w:r>
+          </w:p>
+          <w:p>
+            <w:pPr>
+              <w:pStyle w:val="BodyText"/>
+            </w:pPr>
+            <m:oMath>
+              <m:r>
+                <m:t>d</m:t>
+              </m:r>
+              <m:d>
+                <m:dPr>
+                  <m:begChr m:val="("/>
+                  <m:sepChr m:val=""/>
+                  <m:endChr m:val=")"/>
+                  <m:grow/>
+                </m:dPr>
+                <m:e>
+                  <m:r>
+                    <m:t>P</m:t>
+                  </m:r>
+                  <m:r>
+                    <m:rPr>
+                      <m:sty m:val="p"/>
+                    </m:rPr>
+                    <m:t>,</m:t>
+                  </m:r>
+                  <m:r>
+                    <m:t>X</m:t>
+                  </m:r>
+                </m:e>
+              </m:d>
+              <m:r>
+                <m:rPr>
+                  <m:sty m:val="p"/>
+                </m:rPr>
+                <m:t>=</m:t>
+              </m:r>
+              <m:rad>
+                <m:radPr>
+                  <m:degHide m:val="on"/>
+                </m:radPr>
+                <m:deg/>
+                <m:e>
+                  <m:sSup>
+                    <m:e>
+                      <m:d>
+                        <m:dPr>
+                          <m:begChr m:val="("/>
+                          <m:sepChr m:val=""/>
+                          <m:endChr m:val=")"/>
+                          <m:grow/>
+                        </m:dPr>
+                        <m:e>
+                          <m:sSub>
+                            <m:e>
+                              <m:r>
+                                <m:t>x</m:t>
+                              </m:r>
+                            </m:e>
+                            <m:sub>
+                              <m:r>
+                                <m:t>P</m:t>
+                              </m:r>
+                            </m:sub>
+                          </m:sSub>
+                          <m:r>
+                            <m:rPr>
+                              <m:sty m:val="p"/>
+                            </m:rPr>
+                            <m:t>−</m:t>
+                          </m:r>
+                          <m:sSub>
+                            <m:e>
+                              <m:r>
+                                <m:t>x</m:t>
+                              </m:r>
+                            </m:e>
+                            <m:sub>
+                              <m:r>
+                                <m:t>X</m:t>
+                              </m:r>
+                            </m:sub>
+                          </m:sSub>
+                        </m:e>
+                      </m:d>
+                    </m:e>
+                    <m:sup>
+                      <m:r>
+                        <m:t>2</m:t>
+                      </m:r>
+                    </m:sup>
+                  </m:sSup>
+                  <m:r>
+                    <m:rPr>
+                      <m:sty m:val="p"/>
+                    </m:rPr>
+                    <m:t>+</m:t>
+                  </m:r>
+                  <m:sSup>
+                    <m:e>
+                      <m:d>
+                        <m:dPr>
+                          <m:begChr m:val="("/>
+                          <m:sepChr m:val=""/>
+                          <m:endChr m:val=")"/>
+                          <m:grow/>
+                        </m:dPr>
+                        <m:e>
+                          <m:sSub>
+                            <m:e>
+                              <m:r>
+                                <m:t>y</m:t>
+                              </m:r>
+                            </m:e>
+                            <m:sub>
+                              <m:r>
+                                <m:t>P</m:t>
+                              </m:r>
+                            </m:sub>
+                          </m:sSub>
+                          <m:r>
+                            <m:rPr>
+                              <m:sty m:val="p"/>
+                            </m:rPr>
+                            <m:t>−</m:t>
+                          </m:r>
+                          <m:sSub>
+                            <m:e>
+                              <m:r>
+                                <m:t>y</m:t>
+                              </m:r>
+                            </m:e>
+                            <m:sub>
+                              <m:r>
+                                <m:t>X</m:t>
+                              </m:r>
+                            </m:sub>
+                          </m:sSub>
+                        </m:e>
+                      </m:d>
+                    </m:e>
+                    <m:sup>
+                      <m:r>
+                        <m:t>2</m:t>
+                      </m:r>
+                    </m:sup>
+                  </m:sSup>
+                </m:e>
+              </m:rad>
+            </m:oMath>
+          </w:p>
+          <w:p>
+            <w:pPr>
+              <w:pStyle w:val="BodyText"/>
+            </w:pPr>
+            <w:r>
+              <w:t xml:space="preserve">temos:</w:t>
+            </w:r>
+          </w:p>
+          <w:p>
+            <w:pPr>
+              <w:pStyle w:val="BodyText"/>
+            </w:pPr>
+            <m:oMath>
+              <m:r>
+                <m:t>d</m:t>
+              </m:r>
+              <m:d>
+                <m:dPr>
+                  <m:begChr m:val="("/>
+                  <m:sepChr m:val=""/>
+                  <m:endChr m:val=")"/>
+                  <m:grow/>
+                </m:dPr>
+                <m:e>
+                  <m:r>
+                    <m:t>A</m:t>
+                  </m:r>
+                  <m:r>
+                    <m:rPr>
+                      <m:sty m:val="p"/>
+                    </m:rPr>
+                    <m:t>,</m:t>
+                  </m:r>
+                  <m:r>
+                    <m:t>X</m:t>
+                  </m:r>
+                </m:e>
+              </m:d>
+              <m:r>
+                <m:rPr>
+                  <m:sty m:val="p"/>
+                </m:rPr>
+                <m:t>=</m:t>
+              </m:r>
+              <m:rad>
+                <m:radPr>
+                  <m:degHide m:val="on"/>
+                </m:radPr>
+                <m:deg/>
+                <m:e>
+                  <m:sSup>
+                    <m:e>
+                      <m:d>
+                        <m:dPr>
+                          <m:begChr m:val="("/>
+                          <m:sepChr m:val=""/>
+                          <m:endChr m:val=")"/>
+                          <m:grow/>
+                        </m:dPr>
+                        <m:e>
+                          <m:r>
+                            <m:t>2</m:t>
+                          </m:r>
+                          <m:r>
+                            <m:rPr>
+                              <m:sty m:val="p"/>
+                            </m:rPr>
+                            <m:t>−</m:t>
+                          </m:r>
+                          <m:r>
+                            <m:t>4</m:t>
+                          </m:r>
+                        </m:e>
+                      </m:d>
+                    </m:e>
+                    <m:sup>
+                      <m:r>
+                        <m:t>2</m:t>
+                      </m:r>
+                    </m:sup>
+                  </m:sSup>
+                  <m:r>
+                    <m:rPr>
+                      <m:sty m:val="p"/>
+                    </m:rPr>
+                    <m:t>+</m:t>
+                  </m:r>
+                  <m:sSup>
+                    <m:e>
+                      <m:d>
+                        <m:dPr>
+                          <m:begChr m:val="("/>
+                          <m:sepChr m:val=""/>
+                          <m:endChr m:val=")"/>
+                          <m:grow/>
+                        </m:dPr>
+                        <m:e>
+                          <m:r>
+                            <m:t>3</m:t>
+                          </m:r>
+                          <m:r>
+                            <m:rPr>
+                              <m:sty m:val="p"/>
+                            </m:rPr>
+                            <m:t>−</m:t>
+                          </m:r>
+                          <m:r>
+                            <m:t>4</m:t>
+                          </m:r>
+                        </m:e>
+                      </m:d>
+                    </m:e>
+                    <m:sup>
+                      <m:r>
+                        <m:t>2</m:t>
+                      </m:r>
+                    </m:sup>
+                  </m:sSup>
+                </m:e>
+              </m:rad>
+              <m:r>
+                <m:rPr>
+                  <m:sty m:val="p"/>
+                </m:rPr>
+                <m:t>=</m:t>
+              </m:r>
+              <m:rad>
+                <m:radPr>
+                  <m:degHide m:val="on"/>
+                </m:radPr>
+                <m:deg/>
+                <m:e>
+                  <m:r>
+                    <m:t>5</m:t>
+                  </m:r>
+                </m:e>
+              </m:rad>
+              <m:r>
+                <m:rPr>
+                  <m:sty m:val="p"/>
+                </m:rPr>
+                <m:t>≈</m:t>
+              </m:r>
+              <m:r>
+                <m:t>2</m:t>
+              </m:r>
+              <m:r>
+                <m:rPr>
+                  <m:sty m:val="p"/>
+                </m:rPr>
+                <m:t>,</m:t>
+              </m:r>
+              <m:r>
+                <m:t>24</m:t>
+              </m:r>
+            </m:oMath>
+          </w:p>
+          <w:p>
+            <w:pPr>
+              <w:pStyle w:val="BodyText"/>
+            </w:pPr>
+            <m:oMath>
+              <m:r>
+                <m:t>d</m:t>
+              </m:r>
+              <m:d>
+                <m:dPr>
+                  <m:begChr m:val="("/>
+                  <m:sepChr m:val=""/>
+                  <m:endChr m:val=")"/>
+                  <m:grow/>
+                </m:dPr>
+                <m:e>
+                  <m:r>
+                    <m:t>B</m:t>
+                  </m:r>
+                  <m:r>
+                    <m:rPr>
+                      <m:sty m:val="p"/>
+                    </m:rPr>
+                    <m:t>,</m:t>
+                  </m:r>
+                  <m:r>
+                    <m:t>X</m:t>
+                  </m:r>
+                </m:e>
+              </m:d>
+              <m:r>
+                <m:rPr>
+                  <m:sty m:val="p"/>
+                </m:rPr>
+                <m:t>=</m:t>
+              </m:r>
+              <m:rad>
+                <m:radPr>
+                  <m:degHide m:val="on"/>
+                </m:radPr>
+                <m:deg/>
+                <m:e>
+                  <m:sSup>
+                    <m:e>
+                      <m:d>
+                        <m:dPr>
+                          <m:begChr m:val="("/>
+                          <m:sepChr m:val=""/>
+                          <m:endChr m:val=")"/>
+                          <m:grow/>
+                        </m:dPr>
+                        <m:e>
+                          <m:r>
+                            <m:t>3</m:t>
+                          </m:r>
+                          <m:r>
+                            <m:rPr>
+                              <m:sty m:val="p"/>
+                            </m:rPr>
+                            <m:t>−</m:t>
+                          </m:r>
+                          <m:r>
+                            <m:t>4</m:t>
+                          </m:r>
+                        </m:e>
+                      </m:d>
+                    </m:e>
+                    <m:sup>
+                      <m:r>
+                        <m:t>2</m:t>
+                      </m:r>
+                    </m:sup>
+                  </m:sSup>
+                  <m:r>
+                    <m:rPr>
+                      <m:sty m:val="p"/>
+                    </m:rPr>
+                    <m:t>+</m:t>
+                  </m:r>
+                  <m:sSup>
+                    <m:e>
+                      <m:d>
+                        <m:dPr>
+                          <m:begChr m:val="("/>
+                          <m:sepChr m:val=""/>
+                          <m:endChr m:val=")"/>
+                          <m:grow/>
+                        </m:dPr>
+                        <m:e>
+                          <m:r>
+                            <m:t>4</m:t>
+                          </m:r>
+                          <m:r>
+                            <m:rPr>
+                              <m:sty m:val="p"/>
+                            </m:rPr>
+                            <m:t>−</m:t>
+                          </m:r>
+                          <m:r>
+                            <m:t>4</m:t>
+                          </m:r>
+                        </m:e>
+                      </m:d>
+                    </m:e>
+                    <m:sup>
+                      <m:r>
+                        <m:t>2</m:t>
+                      </m:r>
+                    </m:sup>
+                  </m:sSup>
+                </m:e>
+              </m:rad>
+              <m:r>
+                <m:rPr>
+                  <m:sty m:val="p"/>
+                </m:rPr>
+                <m:t>=</m:t>
+              </m:r>
+              <m:r>
+                <m:t>1</m:t>
+              </m:r>
+            </m:oMath>
+          </w:p>
+          <w:p>
+            <w:pPr>
+              <w:pStyle w:val="BodyText"/>
+            </w:pPr>
+            <m:oMath>
+              <m:r>
+                <m:t>d</m:t>
+              </m:r>
+              <m:d>
+                <m:dPr>
+                  <m:begChr m:val="("/>
+                  <m:sepChr m:val=""/>
+                  <m:endChr m:val=")"/>
+                  <m:grow/>
+                </m:dPr>
+                <m:e>
+                  <m:r>
+                    <m:t>C</m:t>
+                  </m:r>
+                  <m:r>
+                    <m:rPr>
+                      <m:sty m:val="p"/>
+                    </m:rPr>
+                    <m:t>,</m:t>
+                  </m:r>
+                  <m:r>
+                    <m:t>X</m:t>
+                  </m:r>
+                </m:e>
+              </m:d>
+              <m:r>
+                <m:rPr>
+                  <m:sty m:val="p"/>
+                </m:rPr>
+                <m:t>=</m:t>
+              </m:r>
+              <m:rad>
+                <m:radPr>
+                  <m:degHide m:val="on"/>
+                </m:radPr>
+                <m:deg/>
+                <m:e>
+                  <m:sSup>
+                    <m:e>
+                      <m:d>
+                        <m:dPr>
+                          <m:begChr m:val="("/>
+                          <m:sepChr m:val=""/>
+                          <m:endChr m:val=")"/>
+                          <m:grow/>
+                        </m:dPr>
+                        <m:e>
+                          <m:r>
+                            <m:t>5</m:t>
+                          </m:r>
+                          <m:r>
+                            <m:rPr>
+                              <m:sty m:val="p"/>
+                            </m:rPr>
+                            <m:t>−</m:t>
+                          </m:r>
+                          <m:r>
+                            <m:t>4</m:t>
+                          </m:r>
+                        </m:e>
+                      </m:d>
+                    </m:e>
+                    <m:sup>
+                      <m:r>
+                        <m:t>2</m:t>
+                      </m:r>
+                    </m:sup>
+                  </m:sSup>
+                  <m:r>
+                    <m:rPr>
+                      <m:sty m:val="p"/>
+                    </m:rPr>
+                    <m:t>+</m:t>
+                  </m:r>
+                  <m:sSup>
+                    <m:e>
+                      <m:d>
+                        <m:dPr>
+                          <m:begChr m:val="("/>
+                          <m:sepChr m:val=""/>
+                          <m:endChr m:val=")"/>
+                          <m:grow/>
+                        </m:dPr>
+                        <m:e>
+                          <m:r>
+                            <m:t>4</m:t>
+                          </m:r>
+                          <m:r>
+                            <m:rPr>
+                              <m:sty m:val="p"/>
+                            </m:rPr>
+                            <m:t>−</m:t>
+                          </m:r>
+                          <m:r>
+                            <m:t>4</m:t>
+                          </m:r>
+                        </m:e>
+                      </m:d>
+                    </m:e>
+                    <m:sup>
+                      <m:r>
+                        <m:t>2</m:t>
+                      </m:r>
+                    </m:sup>
+                  </m:sSup>
+                </m:e>
+              </m:rad>
+              <m:r>
+                <m:rPr>
+                  <m:sty m:val="p"/>
+                </m:rPr>
+                <m:t>=</m:t>
+              </m:r>
+              <m:r>
+                <m:t>1</m:t>
+              </m:r>
+            </m:oMath>
+          </w:p>
+          <w:p>
+            <w:pPr>
+              <w:pStyle w:val="BodyText"/>
+            </w:pPr>
+            <m:oMath>
+              <m:r>
+                <m:t>d</m:t>
+              </m:r>
+              <m:d>
+                <m:dPr>
+                  <m:begChr m:val="("/>
+                  <m:sepChr m:val=""/>
+                  <m:endChr m:val=")"/>
+                  <m:grow/>
+                </m:dPr>
+                <m:e>
+                  <m:r>
+                    <m:t>D</m:t>
+                  </m:r>
+                  <m:r>
+                    <m:rPr>
+                      <m:sty m:val="p"/>
+                    </m:rPr>
+                    <m:t>,</m:t>
+                  </m:r>
+                  <m:r>
+                    <m:t>X</m:t>
+                  </m:r>
+                </m:e>
+              </m:d>
+              <m:r>
+                <m:rPr>
+                  <m:sty m:val="p"/>
+                </m:rPr>
+                <m:t>=</m:t>
+              </m:r>
+              <m:rad>
+                <m:radPr>
+                  <m:degHide m:val="on"/>
+                </m:radPr>
+                <m:deg/>
+                <m:e>
+                  <m:sSup>
+                    <m:e>
+                      <m:d>
+                        <m:dPr>
+                          <m:begChr m:val="("/>
+                          <m:sepChr m:val=""/>
+                          <m:endChr m:val=")"/>
+                          <m:grow/>
+                        </m:dPr>
+                        <m:e>
+                          <m:r>
+                            <m:t>8</m:t>
+                          </m:r>
+                          <m:r>
+                            <m:rPr>
+                              <m:sty m:val="p"/>
+                            </m:rPr>
+                            <m:t>−</m:t>
+                          </m:r>
+                          <m:r>
+                            <m:t>4</m:t>
+                          </m:r>
+                        </m:e>
+                      </m:d>
+                    </m:e>
+                    <m:sup>
+                      <m:r>
+                        <m:t>2</m:t>
+                      </m:r>
+                    </m:sup>
+                  </m:sSup>
+                  <m:r>
+                    <m:rPr>
+                      <m:sty m:val="p"/>
+                    </m:rPr>
+                    <m:t>+</m:t>
+                  </m:r>
+                  <m:sSup>
+                    <m:e>
+                      <m:d>
+                        <m:dPr>
+                          <m:begChr m:val="("/>
+                          <m:sepChr m:val=""/>
+                          <m:endChr m:val=")"/>
+                          <m:grow/>
+                        </m:dPr>
+                        <m:e>
+                          <m:r>
+                            <m:t>8</m:t>
+                          </m:r>
+                          <m:r>
+                            <m:rPr>
+                              <m:sty m:val="p"/>
+                            </m:rPr>
+                            <m:t>−</m:t>
+                          </m:r>
+                          <m:r>
+                            <m:t>4</m:t>
+                          </m:r>
+                        </m:e>
+                      </m:d>
+                    </m:e>
+                    <m:sup>
+                      <m:r>
+                        <m:t>2</m:t>
+                      </m:r>
+                    </m:sup>
+                  </m:sSup>
+                </m:e>
+              </m:rad>
+              <m:r>
+                <m:rPr>
+                  <m:sty m:val="p"/>
+                </m:rPr>
+                <m:t>=</m:t>
+              </m:r>
+              <m:rad>
+                <m:radPr>
+                  <m:degHide m:val="on"/>
+                </m:radPr>
+                <m:deg/>
+                <m:e>
+                  <m:r>
+                    <m:t>32</m:t>
+                  </m:r>
+                </m:e>
+              </m:rad>
+              <m:r>
+                <m:rPr>
+                  <m:sty m:val="p"/>
+                </m:rPr>
+                <m:t>≈</m:t>
+              </m:r>
+              <m:r>
+                <m:t>5</m:t>
+              </m:r>
+              <m:r>
+                <m:rPr>
+                  <m:sty m:val="p"/>
+                </m:rPr>
+                <m:t>,</m:t>
+              </m:r>
+              <m:r>
+                <m:t>66</m:t>
+              </m:r>
+            </m:oMath>
+          </w:p>
+          <w:p>
+            <w:pPr>
+              <w:pStyle w:val="BodyText"/>
+            </w:pPr>
+            <w:r>
+              <w:t xml:space="preserve">Portanto, considerando</w:t>
+            </w:r>
+            <w:r>
+              <w:t xml:space="preserve"> </w:t>
+            </w:r>
+            <m:oMath>
+              <m:r>
+                <m:t>K</m:t>
+              </m:r>
+              <m:r>
+                <m:rPr>
+                  <m:sty m:val="p"/>
+                </m:rPr>
+                <m:t>=</m:t>
+              </m:r>
+              <m:r>
+                <m:t>3</m:t>
+              </m:r>
+            </m:oMath>
+            <w:r>
+              <w:t xml:space="preserve">, os três vizinhos mais próximos são</w:t>
+            </w:r>
+            <w:r>
+              <w:t xml:space="preserve"> </w:t>
+            </w:r>
+            <w:r>
+              <w:rPr>
+                <w:b/>
+                <w:bCs/>
+              </w:rPr>
+              <w:t xml:space="preserve">B, C e A</w:t>
+            </w:r>
+            <w:r>
+              <w:t xml:space="preserve">, cujas classes são:</w:t>
+            </w:r>
+          </w:p>
+          <w:p>
+            <w:pPr>
+              <w:pStyle w:val="BodyText"/>
+            </w:pPr>
+            <w:r>
+              <w:rPr>
+                <w:b/>
+                <w:bCs/>
+              </w:rPr>
+              <w:t xml:space="preserve">Azul, Vermelho, Azul</w:t>
+            </w:r>
+            <w:r>
+              <w:t xml:space="preserve">.</w:t>
+            </w:r>
+          </w:p>
+          <w:p>
+            <w:pPr>
+              <w:pStyle w:val="BodyText"/>
+            </w:pPr>
+            <w:r>
+              <w:t xml:space="preserve">Analise as afirmações:</w:t>
+            </w:r>
+          </w:p>
+          <w:p>
+            <w:pPr>
+              <w:pStyle w:val="BodyText"/>
+            </w:pPr>
+            <w:r>
+              <w:rPr>
+                <w:b/>
+                <w:bCs/>
+              </w:rPr>
+              <w:t xml:space="preserve">I.</w:t>
+            </w:r>
+            <w:r>
+              <w:t xml:space="preserve"> </w:t>
+            </w:r>
+            <w:r>
+              <w:t xml:space="preserve">Para</w:t>
+            </w:r>
+            <w:r>
+              <w:t xml:space="preserve"> </w:t>
+            </w:r>
+            <m:oMath>
+              <m:r>
+                <m:t>K</m:t>
+              </m:r>
+              <m:r>
+                <m:rPr>
+                  <m:sty m:val="p"/>
+                </m:rPr>
+                <m:t>=</m:t>
+              </m:r>
+              <m:r>
+                <m:t>3</m:t>
+              </m:r>
+            </m:oMath>
+            <w:r>
+              <w:t xml:space="preserve">, a nova observação será classificada como</w:t>
+            </w:r>
+            <w:r>
+              <w:t xml:space="preserve"> </w:t>
+            </w:r>
+            <w:r>
+              <w:rPr>
+                <w:b/>
+                <w:bCs/>
+              </w:rPr>
+              <w:t xml:space="preserve">Azul</w:t>
+            </w:r>
+            <w:r>
+              <w:t xml:space="preserve">.</w:t>
+            </w:r>
+          </w:p>
+          <w:p>
+            <w:pPr>
+              <w:pStyle w:val="BodyText"/>
+            </w:pPr>
+            <w:r>
+              <w:rPr>
+                <w:b/>
+                <w:bCs/>
+              </w:rPr>
+              <w:t xml:space="preserve">II.</w:t>
+            </w:r>
+            <w:r>
+              <w:t xml:space="preserve"> </w:t>
+            </w:r>
+            <w:r>
+              <w:t xml:space="preserve">O ponto D possui menor distância até</w:t>
+            </w:r>
+            <w:r>
+              <w:t xml:space="preserve"> </w:t>
+            </w:r>
+            <m:oMath>
+              <m:r>
+                <m:t>X</m:t>
+              </m:r>
+            </m:oMath>
+            <w:r>
+              <w:t xml:space="preserve"> </w:t>
+            </w:r>
+            <w:r>
+              <w:t xml:space="preserve">do que o ponto A.</w:t>
+            </w:r>
+          </w:p>
+          <w:p>
+            <w:pPr>
+              <w:pStyle w:val="BodyText"/>
+            </w:pPr>
+            <w:r>
+              <w:rPr>
+                <w:b/>
+                <w:bCs/>
+              </w:rPr>
+              <w:t xml:space="preserve">III.</w:t>
+            </w:r>
+            <w:r>
+              <w:t xml:space="preserve"> </w:t>
+            </w:r>
+            <w:r>
+              <w:t xml:space="preserve">No KNN com</w:t>
+            </w:r>
+            <w:r>
+              <w:t xml:space="preserve"> </w:t>
+            </w:r>
+            <m:oMath>
+              <m:r>
+                <m:t>K</m:t>
+              </m:r>
+              <m:r>
+                <m:rPr>
+                  <m:sty m:val="p"/>
+                </m:rPr>
+                <m:t>=</m:t>
+              </m:r>
+              <m:r>
+                <m:t>3</m:t>
+              </m:r>
+            </m:oMath>
+            <w:r>
+              <w:t xml:space="preserve">, são considerados os três pontos que apresentam as menores distâncias em relação à nova observação.</w:t>
+            </w:r>
+          </w:p>
+          <w:p>
+            <w:pPr>
+              <w:pStyle w:val="BodyText"/>
+            </w:pPr>
+            <w:r>
+              <w:t xml:space="preserve">Assinale a alternativa</w:t>
+            </w:r>
+            <w:r>
+              <w:t xml:space="preserve"> </w:t>
+            </w:r>
+            <w:r>
+              <w:rPr>
+                <w:b/>
+                <w:bCs/>
+              </w:rPr>
+              <w:t xml:space="preserve">correta</w:t>
+            </w:r>
+            <w:r>
+              <w:t xml:space="preserve">.</w:t>
+            </w:r>
+          </w:p>
+        </w:tc>
+      </w:tr>
+      <w:tr>
+        <w:tc>
+          <w:tcPr/>
+          <w:p>
+            <w:pPr>
+              <w:pStyle w:val="Compact"/>
+            </w:pPr>
+            <w:r>
+              <w:rPr>
+                <w:b/>
+                <w:bCs/>
+              </w:rPr>
+              <w:t xml:space="preserve">A)</w:t>
+            </w:r>
+            <w:r>
+              <w:t xml:space="preserve"> </w:t>
+            </w:r>
+            <w:r>
+              <w:t xml:space="preserve">Apenas I está correta.</w:t>
+            </w:r>
+          </w:p>
+        </w:tc>
+      </w:tr>
+      <w:tr>
+        <w:tc>
+          <w:tcPr/>
+          <w:p>
+            <w:pPr>
+              <w:pStyle w:val="Compact"/>
+            </w:pPr>
+            <w:r>
+              <w:rPr>
+                <w:b/>
+                <w:bCs/>
+              </w:rPr>
+              <w:t xml:space="preserve">B)</w:t>
+            </w:r>
+            <w:r>
+              <w:t xml:space="preserve"> </w:t>
+            </w:r>
+            <w:r>
+              <w:t xml:space="preserve">Apenas II está correta.</w:t>
+            </w:r>
+          </w:p>
+        </w:tc>
+      </w:tr>
+      <w:tr>
+        <w:tc>
+          <w:tcPr/>
+          <w:p>
+            <w:pPr>
+              <w:pStyle w:val="Compact"/>
+            </w:pPr>
+            <w:r>
+              <w:rPr>
+                <w:b/>
+                <w:bCs/>
+              </w:rPr>
+              <w:t xml:space="preserve">C)</w:t>
+            </w:r>
+            <w:r>
+              <w:t xml:space="preserve"> </w:t>
+            </w:r>
+            <w:r>
+              <w:t xml:space="preserve">Apenas I e II estão corretas.</w:t>
+            </w:r>
+          </w:p>
+        </w:tc>
+      </w:tr>
+      <w:tr>
+        <w:tc>
+          <w:tcPr/>
+          <w:p>
+            <w:pPr>
+              <w:pStyle w:val="Compact"/>
+            </w:pPr>
+            <w:r>
+              <w:rPr>
+                <w:b/>
+                <w:bCs/>
+              </w:rPr>
+              <w:t xml:space="preserve">D)</w:t>
+            </w:r>
+            <w:r>
+              <w:t xml:space="preserve"> </w:t>
+            </w:r>
+            <w:r>
+              <w:t xml:space="preserve">Apenas II e III estão corretas.</w:t>
+            </w:r>
+          </w:p>
+        </w:tc>
+      </w:tr>
+      <w:tr>
+        <w:tc>
+          <w:tcPr/>
+          <w:p>
+            <w:pPr>
+              <w:pStyle w:val="Compact"/>
+            </w:pPr>
+            <w:r>
+              <w:rPr>
+                <w:b/>
+                <w:bCs/>
+              </w:rPr>
+              <w:t xml:space="preserve">E)</w:t>
+            </w:r>
+            <w:r>
+              <w:t xml:space="preserve"> </w:t>
+            </w:r>
+            <w:r>
+              <w:t xml:space="preserve">Apenas I e III estão corretas.</w:t>
+            </w:r>
+          </w:p>
+        </w:tc>
+      </w:tr>
+    </w:tbl>
+    <w:p>
+      <w:r>
+        <w:pict>
+          <v:rect style="width:0;height:1.5pt" o:hralign="center" o:hrstd="t" o:hr="t"/>
+        </w:pict>
       </w:r>
     </w:p>
     <w:bookmarkEnd w:id="143"/>
     <w:bookmarkEnd w:id="144"/>
-    <w:bookmarkStart w:id="146" w:name="Xefd475567bf2210ec1c688b6cab55632b59a530"/>
+    <w:bookmarkEnd w:id="145"/>
+    <w:bookmarkStart w:id="146" w:name="gabarito-1"/>
     <w:p>
       <w:pPr>
         <w:pStyle w:val="Heading1"/>
@@ -17067,16 +19717,219 @@
         <w:rPr>
           <w:rStyle w:val="SectionNumber"/>
         </w:rPr>
+        <w:t xml:space="preserve">6</w:t>
+      </w:r>
+      <w:r>
+        <w:tab/>
+      </w:r>
+      <w:r>
+        <w:t xml:space="preserve">Gabarito</w:t>
+      </w:r>
+    </w:p>
+    <w:tbl>
+      <w:tblPr>
+        <w:tblStyle w:val="Table"/>
+        <w:tblW w:type="auto" w:w="0"/>
+        <w:tblLook w:firstRow="1" w:lastRow="0" w:firstColumn="0" w:lastColumn="0" w:noHBand="0" w:noVBand="0" w:val="0020"/>
+      </w:tblPr>
+      <w:tblGrid>
+        <w:gridCol w:w="3960"/>
+        <w:gridCol w:w="3960"/>
+      </w:tblGrid>
+      <w:tr>
+        <w:trPr>
+          <w:tblHeader w:val="on"/>
+        </w:trPr>
+        <w:tc>
+          <w:tcPr/>
+          <w:p>
+            <w:pPr>
+              <w:pStyle w:val="Compact"/>
+              <w:jc w:val="center"/>
+            </w:pPr>
+            <w:r>
+              <w:rPr>
+                <w:b/>
+                <w:bCs/>
+              </w:rPr>
+              <w:t xml:space="preserve">Questão</w:t>
+            </w:r>
+          </w:p>
+        </w:tc>
+        <w:tc>
+          <w:tcPr/>
+          <w:p>
+            <w:pPr>
+              <w:pStyle w:val="Compact"/>
+              <w:jc w:val="center"/>
+            </w:pPr>
+            <w:r>
+              <w:rPr>
+                <w:b/>
+                <w:bCs/>
+              </w:rPr>
+              <w:t xml:space="preserve">Resposta correta</w:t>
+            </w:r>
+          </w:p>
+        </w:tc>
+      </w:tr>
+      <w:tr>
+        <w:tc>
+          <w:tcPr/>
+          <w:p>
+            <w:pPr>
+              <w:pStyle w:val="Compact"/>
+              <w:jc w:val="center"/>
+            </w:pPr>
+            <w:r>
+              <w:rPr>
+                <w:b/>
+                <w:bCs/>
+              </w:rPr>
+              <w:t xml:space="preserve">5</w:t>
+            </w:r>
+          </w:p>
+        </w:tc>
+        <w:tc>
+          <w:tcPr/>
+          <w:p>
+            <w:pPr>
+              <w:pStyle w:val="Compact"/>
+              <w:jc w:val="center"/>
+            </w:pPr>
+            <w:r>
+              <w:rPr>
+                <w:b/>
+                <w:bCs/>
+              </w:rPr>
+              <w:t xml:space="preserve">B</w:t>
+            </w:r>
+          </w:p>
+        </w:tc>
+      </w:tr>
+      <w:tr>
+        <w:tc>
+          <w:tcPr/>
+          <w:p>
+            <w:pPr>
+              <w:pStyle w:val="Compact"/>
+              <w:jc w:val="center"/>
+            </w:pPr>
+            <w:r>
+              <w:rPr>
+                <w:b/>
+                <w:bCs/>
+              </w:rPr>
+              <w:t xml:space="preserve">6</w:t>
+            </w:r>
+          </w:p>
+        </w:tc>
+        <w:tc>
+          <w:tcPr/>
+          <w:p>
+            <w:pPr>
+              <w:pStyle w:val="Compact"/>
+              <w:jc w:val="center"/>
+            </w:pPr>
+            <w:r>
+              <w:rPr>
+                <w:b/>
+                <w:bCs/>
+              </w:rPr>
+              <w:t xml:space="preserve">C</w:t>
+            </w:r>
+          </w:p>
+        </w:tc>
+      </w:tr>
+      <w:tr>
+        <w:tc>
+          <w:tcPr/>
+          <w:p>
+            <w:pPr>
+              <w:pStyle w:val="Compact"/>
+              <w:jc w:val="center"/>
+            </w:pPr>
+            <w:r>
+              <w:rPr>
+                <w:b/>
+                <w:bCs/>
+              </w:rPr>
+              <w:t xml:space="preserve">7</w:t>
+            </w:r>
+          </w:p>
+        </w:tc>
+        <w:tc>
+          <w:tcPr/>
+          <w:p>
+            <w:pPr>
+              <w:pStyle w:val="Compact"/>
+              <w:jc w:val="center"/>
+            </w:pPr>
+            <w:r>
+              <w:rPr>
+                <w:b/>
+                <w:bCs/>
+              </w:rPr>
+              <w:t xml:space="preserve">D</w:t>
+            </w:r>
+          </w:p>
+        </w:tc>
+      </w:tr>
+      <w:tr>
+        <w:tc>
+          <w:tcPr/>
+          <w:p>
+            <w:pPr>
+              <w:pStyle w:val="Compact"/>
+              <w:jc w:val="center"/>
+            </w:pPr>
+            <w:r>
+              <w:rPr>
+                <w:b/>
+                <w:bCs/>
+              </w:rPr>
+              <w:t xml:space="preserve">8</w:t>
+            </w:r>
+          </w:p>
+        </w:tc>
+        <w:tc>
+          <w:tcPr/>
+          <w:p>
+            <w:pPr>
+              <w:pStyle w:val="Compact"/>
+              <w:jc w:val="center"/>
+            </w:pPr>
+            <w:r>
+              <w:rPr>
+                <w:b/>
+                <w:bCs/>
+              </w:rPr>
+              <w:t xml:space="preserve">E</w:t>
+            </w:r>
+          </w:p>
+        </w:tc>
+      </w:tr>
+    </w:tbl>
+    <w:bookmarkEnd w:id="146"/>
+    <w:bookmarkStart w:id="148" w:name="Xed42aec773fbcf6e14a0f4c639d3fc4a2fbca96"/>
+    <w:p>
+      <w:pPr>
+        <w:pStyle w:val="Heading1"/>
+      </w:pPr>
+      <w:r>
+        <w:rPr>
+          <w:rStyle w:val="SectionNumber"/>
+        </w:rPr>
         <w:t xml:space="preserve">7</w:t>
       </w:r>
       <w:r>
         <w:tab/>
       </w:r>
       <w:r>
-        <w:t xml:space="preserve">- Relatórios K.P.I. - Avaliação de Modelos e Árvores de Decisão</w:t>
-      </w:r>
-    </w:p>
-    <w:bookmarkStart w:id="145" w:name="Xbe98c748a1856f7eb42ca081c51f80db9d7a11c"/>
+        <w:t xml:space="preserve">- Análise de Dados: Dilema Viés-Variância e Métricas de Avaliação</w:t>
+      </w:r>
+    </w:p>
+    <w:bookmarkStart w:id="147" w:name="X195b8fa2f54966e7893e30b77b117b969bd42a6"/>
     <w:p>
       <w:pPr>
         <w:pStyle w:val="Heading2"/>
@@ -17091,50 +19944,12 @@
         <w:tab/>
       </w:r>
       <w:r>
-        <w:t xml:space="preserve">- Exercícios - Relatórios K.P.I. - Avaliação de Modelos e Árvores de Decisão</w:t>
-      </w:r>
-    </w:p>
-    <w:bookmarkEnd w:id="145"/>
-    <w:bookmarkEnd w:id="146"/>
-    <w:bookmarkStart w:id="148" w:name="Xe0ff92f29a267ac3d6b53edce9672b64d42d81a"/>
-    <w:p>
-      <w:pPr>
-        <w:pStyle w:val="Heading1"/>
-      </w:pPr>
-      <w:r>
-        <w:rPr>
-          <w:rStyle w:val="SectionNumber"/>
-        </w:rPr>
-        <w:t xml:space="preserve">8</w:t>
-      </w:r>
-      <w:r>
-        <w:tab/>
-      </w:r>
-      <w:r>
-        <w:t xml:space="preserve">- Business Intelligence: Random Forest e Ensemble Learning</w:t>
-      </w:r>
-    </w:p>
-    <w:bookmarkStart w:id="147" w:name="X3efc0a6f4c67d081db99ef6c43b0f09e63ba142"/>
-    <w:p>
-      <w:pPr>
-        <w:pStyle w:val="Heading2"/>
-      </w:pPr>
-      <w:r>
-        <w:rPr>
-          <w:rStyle w:val="SectionNumber"/>
-        </w:rPr>
-        <w:t xml:space="preserve">8.1</w:t>
-      </w:r>
-      <w:r>
-        <w:tab/>
-      </w:r>
-      <w:r>
-        <w:t xml:space="preserve">- Exercícios - Business Intelligence: Random Forest e Ensemble Learning</w:t>
+        <w:t xml:space="preserve">- Exercícios - Análise de Dados: Dilema Viés-Variância e Métricas de Avaliação</w:t>
       </w:r>
     </w:p>
     <w:bookmarkEnd w:id="147"/>
     <w:bookmarkEnd w:id="148"/>
-    <w:bookmarkStart w:id="150" w:name="big-data-e-support-vector-machines"/>
+    <w:bookmarkStart w:id="150" w:name="Xefd475567bf2210ec1c688b6cab55632b59a530"/>
     <w:p>
       <w:pPr>
         <w:pStyle w:val="Heading1"/>
@@ -17143,16 +19958,16 @@
         <w:rPr>
           <w:rStyle w:val="SectionNumber"/>
         </w:rPr>
-        <w:t xml:space="preserve">9</w:t>
+        <w:t xml:space="preserve">8</w:t>
       </w:r>
       <w:r>
         <w:tab/>
       </w:r>
       <w:r>
-        <w:t xml:space="preserve">- Big Data e Support Vector Machines</w:t>
-      </w:r>
-    </w:p>
-    <w:bookmarkStart w:id="149" w:name="X2defe32e284373d7369e6c6be7b7bf5ea6627b5"/>
+        <w:t xml:space="preserve">- Relatórios K.P.I. - Avaliação de Modelos e Árvores de Decisão</w:t>
+      </w:r>
+    </w:p>
+    <w:bookmarkStart w:id="149" w:name="Xbe98c748a1856f7eb42ca081c51f80db9d7a11c"/>
     <w:p>
       <w:pPr>
         <w:pStyle w:val="Heading2"/>
@@ -17161,18 +19976,18 @@
         <w:rPr>
           <w:rStyle w:val="SectionNumber"/>
         </w:rPr>
-        <w:t xml:space="preserve">9.1</w:t>
+        <w:t xml:space="preserve">8.1</w:t>
       </w:r>
       <w:r>
         <w:tab/>
       </w:r>
       <w:r>
-        <w:t xml:space="preserve">- Exercícios - Big Data e Support Vector Machines</w:t>
+        <w:t xml:space="preserve">- Exercícios - Relatórios K.P.I. - Avaliação de Modelos e Árvores de Decisão</w:t>
       </w:r>
     </w:p>
     <w:bookmarkEnd w:id="149"/>
     <w:bookmarkEnd w:id="150"/>
-    <w:bookmarkStart w:id="152" w:name="X5111ffc379fcf962433ed91ec53abb1402f2b11"/>
+    <w:bookmarkStart w:id="152" w:name="Xe0ff92f29a267ac3d6b53edce9672b64d42d81a"/>
     <w:p>
       <w:pPr>
         <w:pStyle w:val="Heading1"/>
@@ -17181,16 +19996,16 @@
         <w:rPr>
           <w:rStyle w:val="SectionNumber"/>
         </w:rPr>
-        <w:t xml:space="preserve">10</w:t>
+        <w:t xml:space="preserve">9</w:t>
       </w:r>
       <w:r>
         <w:tab/>
       </w:r>
       <w:r>
-        <w:t xml:space="preserve">- Data Driven Decision Making e Redução de Dimensionalidade</w:t>
-      </w:r>
-    </w:p>
-    <w:bookmarkStart w:id="151" w:name="Xf1b8a0d63e0a8bdad4027958271ad46382661eb"/>
+        <w:t xml:space="preserve">- Business Intelligence: Random Forest e Ensemble Learning</w:t>
+      </w:r>
+    </w:p>
+    <w:bookmarkStart w:id="151" w:name="X3efc0a6f4c67d081db99ef6c43b0f09e63ba142"/>
     <w:p>
       <w:pPr>
         <w:pStyle w:val="Heading2"/>
@@ -17199,18 +20014,18 @@
         <w:rPr>
           <w:rStyle w:val="SectionNumber"/>
         </w:rPr>
-        <w:t xml:space="preserve">10.1</w:t>
+        <w:t xml:space="preserve">9.1</w:t>
       </w:r>
       <w:r>
         <w:tab/>
       </w:r>
       <w:r>
-        <w:t xml:space="preserve">- Exercícios - Data Driven Decision Making e Redução de Dimensionalidade</w:t>
+        <w:t xml:space="preserve">- Exercícios - Business Intelligence: Random Forest e Ensemble Learning</w:t>
       </w:r>
     </w:p>
     <w:bookmarkEnd w:id="151"/>
     <w:bookmarkEnd w:id="152"/>
-    <w:bookmarkStart w:id="154" w:name="X2f1ff0d3573faac1d2f27e54755d8e400b8d38e"/>
+    <w:bookmarkStart w:id="154" w:name="big-data-e-support-vector-machines"/>
     <w:p>
       <w:pPr>
         <w:pStyle w:val="Heading1"/>
@@ -17219,16 +20034,16 @@
         <w:rPr>
           <w:rStyle w:val="SectionNumber"/>
         </w:rPr>
-        <w:t xml:space="preserve">11</w:t>
+        <w:t xml:space="preserve">10</w:t>
       </w:r>
       <w:r>
         <w:tab/>
       </w:r>
       <w:r>
-        <w:t xml:space="preserve">- Modelos de Gestão de Risco e Técnicas de Agrupamento</w:t>
-      </w:r>
-    </w:p>
-    <w:bookmarkStart w:id="153" w:name="X1ad9b309fbecf6159f50cf7ed9a5793e982f656"/>
+        <w:t xml:space="preserve">- Big Data e Support Vector Machines</w:t>
+      </w:r>
+    </w:p>
+    <w:bookmarkStart w:id="153" w:name="X2defe32e284373d7369e6c6be7b7bf5ea6627b5"/>
     <w:p>
       <w:pPr>
         <w:pStyle w:val="Heading2"/>
@@ -17237,18 +20052,18 @@
         <w:rPr>
           <w:rStyle w:val="SectionNumber"/>
         </w:rPr>
-        <w:t xml:space="preserve">11.1</w:t>
+        <w:t xml:space="preserve">10.1</w:t>
       </w:r>
       <w:r>
         <w:tab/>
       </w:r>
       <w:r>
-        <w:t xml:space="preserve">- Exercícios - Modelos de Gestão de Risco e Técnicas de Agrupamento</w:t>
+        <w:t xml:space="preserve">- Exercícios - Big Data e Support Vector Machines</w:t>
       </w:r>
     </w:p>
     <w:bookmarkEnd w:id="153"/>
     <w:bookmarkEnd w:id="154"/>
-    <w:bookmarkStart w:id="156" w:name="X7051fd3fe92419d0bf3ce2282f32de361fb030f"/>
+    <w:bookmarkStart w:id="156" w:name="X5111ffc379fcf962433ed91ec53abb1402f2b11"/>
     <w:p>
       <w:pPr>
         <w:pStyle w:val="Heading1"/>
@@ -17257,16 +20072,16 @@
         <w:rPr>
           <w:rStyle w:val="SectionNumber"/>
         </w:rPr>
-        <w:t xml:space="preserve">12</w:t>
+        <w:t xml:space="preserve">11</w:t>
       </w:r>
       <w:r>
         <w:tab/>
       </w:r>
       <w:r>
-        <w:t xml:space="preserve">- Inteligência Artificial, Análise Preditiva e Seleção de Características</w:t>
-      </w:r>
-    </w:p>
-    <w:bookmarkStart w:id="155" w:name="X65ae05fdf154427a3925554b696a7242c7bfb0c"/>
+        <w:t xml:space="preserve">- Data Driven Decision Making e Redução de Dimensionalidade</w:t>
+      </w:r>
+    </w:p>
+    <w:bookmarkStart w:id="155" w:name="Xf1b8a0d63e0a8bdad4027958271ad46382661eb"/>
     <w:p>
       <w:pPr>
         <w:pStyle w:val="Heading2"/>
@@ -17275,18 +20090,18 @@
         <w:rPr>
           <w:rStyle w:val="SectionNumber"/>
         </w:rPr>
-        <w:t xml:space="preserve">12.1</w:t>
+        <w:t xml:space="preserve">11.1</w:t>
       </w:r>
       <w:r>
         <w:tab/>
       </w:r>
       <w:r>
-        <w:t xml:space="preserve">- Exercícios - Inteligência Artificial, Análise Preditiva e Seleção de Características</w:t>
+        <w:t xml:space="preserve">- Exercícios - Data Driven Decision Making e Redução de Dimensionalidade</w:t>
       </w:r>
     </w:p>
     <w:bookmarkEnd w:id="155"/>
     <w:bookmarkEnd w:id="156"/>
-    <w:bookmarkStart w:id="161" w:name="Xfca5205b47a7802057edbebe7082f9d8f406015"/>
+    <w:bookmarkStart w:id="158" w:name="X2f1ff0d3573faac1d2f27e54755d8e400b8d38e"/>
     <w:p>
       <w:pPr>
         <w:pStyle w:val="Heading1"/>
@@ -17295,16 +20110,92 @@
         <w:rPr>
           <w:rStyle w:val="SectionNumber"/>
         </w:rPr>
+        <w:t xml:space="preserve">12</w:t>
+      </w:r>
+      <w:r>
+        <w:tab/>
+      </w:r>
+      <w:r>
+        <w:t xml:space="preserve">- Modelos de Gestão de Risco e Técnicas de Agrupamento</w:t>
+      </w:r>
+    </w:p>
+    <w:bookmarkStart w:id="157" w:name="X1ad9b309fbecf6159f50cf7ed9a5793e982f656"/>
+    <w:p>
+      <w:pPr>
+        <w:pStyle w:val="Heading2"/>
+      </w:pPr>
+      <w:r>
+        <w:rPr>
+          <w:rStyle w:val="SectionNumber"/>
+        </w:rPr>
+        <w:t xml:space="preserve">12.1</w:t>
+      </w:r>
+      <w:r>
+        <w:tab/>
+      </w:r>
+      <w:r>
+        <w:t xml:space="preserve">- Exercícios - Modelos de Gestão de Risco e Técnicas de Agrupamento</w:t>
+      </w:r>
+    </w:p>
+    <w:bookmarkEnd w:id="157"/>
+    <w:bookmarkEnd w:id="158"/>
+    <w:bookmarkStart w:id="160" w:name="X7051fd3fe92419d0bf3ce2282f32de361fb030f"/>
+    <w:p>
+      <w:pPr>
+        <w:pStyle w:val="Heading1"/>
+      </w:pPr>
+      <w:r>
+        <w:rPr>
+          <w:rStyle w:val="SectionNumber"/>
+        </w:rPr>
         <w:t xml:space="preserve">13</w:t>
       </w:r>
       <w:r>
         <w:tab/>
       </w:r>
       <w:r>
+        <w:t xml:space="preserve">- Inteligência Artificial, Análise Preditiva e Seleção de Características</w:t>
+      </w:r>
+    </w:p>
+    <w:bookmarkStart w:id="159" w:name="X65ae05fdf154427a3925554b696a7242c7bfb0c"/>
+    <w:p>
+      <w:pPr>
+        <w:pStyle w:val="Heading2"/>
+      </w:pPr>
+      <w:r>
+        <w:rPr>
+          <w:rStyle w:val="SectionNumber"/>
+        </w:rPr>
+        <w:t xml:space="preserve">13.1</w:t>
+      </w:r>
+      <w:r>
+        <w:tab/>
+      </w:r>
+      <w:r>
+        <w:t xml:space="preserve">- Exercícios - Inteligência Artificial, Análise Preditiva e Seleção de Características</w:t>
+      </w:r>
+    </w:p>
+    <w:bookmarkEnd w:id="159"/>
+    <w:bookmarkEnd w:id="160"/>
+    <w:bookmarkStart w:id="165" w:name="Xfca5205b47a7802057edbebe7082f9d8f406015"/>
+    <w:p>
+      <w:pPr>
+        <w:pStyle w:val="Heading1"/>
+      </w:pPr>
+      <w:r>
+        <w:rPr>
+          <w:rStyle w:val="SectionNumber"/>
+        </w:rPr>
+        <w:t xml:space="preserve">14</w:t>
+      </w:r>
+      <w:r>
+        <w:tab/>
+      </w:r>
+      <w:r>
         <w:t xml:space="preserve">- Monitoramento Contínuo e Ciclo de Vida de Modelos de Machine Learning</w:t>
       </w:r>
     </w:p>
-    <w:bookmarkStart w:id="160" w:name="X0ad5ef81cf5fcf61c5b60d8bb9e06081c5975fe"/>
+    <w:bookmarkStart w:id="164" w:name="X0ad5ef81cf5fcf61c5b60d8bb9e06081c5975fe"/>
     <w:p>
       <w:pPr>
         <w:pStyle w:val="Heading2"/>
@@ -17313,7 +20204,7 @@
         <w:rPr>
           <w:rStyle w:val="SectionNumber"/>
         </w:rPr>
-        <w:t xml:space="preserve">13.1</w:t>
+        <w:t xml:space="preserve">14.1</w:t>
       </w:r>
       <w:r>
         <w:tab/>
@@ -17322,8 +20213,8 @@
         <w:t xml:space="preserve">- Exercícios - Monitoramento Contínuo e Ciclo de Vida de Modelos de Machine Learning</w:t>
       </w:r>
     </w:p>
-    <w:bookmarkStart w:id="159" w:name="refs"/>
-    <w:bookmarkStart w:id="158" w:name="ref-Grus2015DataScience"/>
+    <w:bookmarkStart w:id="163" w:name="refs"/>
+    <w:bookmarkStart w:id="162" w:name="ref-Grus2015DataScience"/>
     <w:p>
       <w:pPr>
         <w:pStyle w:val="Bibliography"/>
@@ -17347,7 +20238,7 @@
       <w:r>
         <w:t xml:space="preserve"> </w:t>
       </w:r>
-      <w:hyperlink r:id="rId157">
+      <w:hyperlink r:id="rId161">
         <w:r>
           <w:rPr>
             <w:rStyle w:val="Hyperlink"/>
@@ -17359,10 +20250,10 @@
         <w:t xml:space="preserve">.</w:t>
       </w:r>
     </w:p>
-    <w:bookmarkEnd w:id="158"/>
-    <w:bookmarkEnd w:id="159"/>
-    <w:bookmarkEnd w:id="160"/>
-    <w:bookmarkEnd w:id="161"/>
+    <w:bookmarkEnd w:id="162"/>
+    <w:bookmarkEnd w:id="163"/>
+    <w:bookmarkEnd w:id="164"/>
+    <w:bookmarkEnd w:id="165"/>
     <w:sectPr>
       <w:footnotePr>
         <w:numRestart w:val="eachSect"/>
